--- a/MODUL AJAR/MA B.INDO/PROTA INDONESIA 1.docx
+++ b/MODUL AJAR/MA B.INDO/PROTA INDONESIA 1.docx
@@ -1,6 +1,6 @@
 
 <file path=word/document.xml><?xml version="1.0" encoding="utf-8"?>
-<w:document xmlns:wpc="http://schemas.microsoft.com/office/word/2010/wordprocessingCanvas" xmlns:cx="http://schemas.microsoft.com/office/drawing/2014/chartex" xmlns:cx1="http://schemas.microsoft.com/office/drawing/2015/9/8/chartex" xmlns:cx2="http://schemas.microsoft.com/office/drawing/2015/10/21/chartex" xmlns:cx3="http://schemas.microsoft.com/office/drawing/2016/5/9/chartex" xmlns:cx4="http://schemas.microsoft.com/office/drawing/2016/5/10/chartex" xmlns:cx5="http://schemas.microsoft.com/office/drawing/2016/5/11/chartex" xmlns:cx6="http://schemas.microsoft.com/office/drawing/2016/5/12/chartex" xmlns:cx7="http://schemas.microsoft.com/office/drawing/2016/5/13/chartex" xmlns:cx8="http://schemas.microsoft.com/office/drawing/2016/5/14/chartex" xmlns:mc="http://schemas.openxmlformats.org/markup-compatibility/2006" xmlns:aink="http://schemas.microsoft.com/office/drawing/2016/ink" xmlns:am3d="http://schemas.microsoft.com/office/drawing/2017/model3d" xmlns:o="urn:schemas-microsoft-com:office:office" xmlns:oel="http://schemas.microsoft.com/office/2019/extlst" xmlns:r="http://schemas.openxmlformats.org/officeDocument/2006/relationships" xmlns:m="http://schemas.openxmlformats.org/officeDocument/2006/math" xmlns:v="urn:schemas-microsoft-com:vml" xmlns:wp14="http://schemas.microsoft.com/office/word/2010/wordprocessingDrawing" xmlns:wp="http://schemas.openxmlformats.org/drawingml/2006/wordprocessingDrawing" xmlns:w10="urn:schemas-microsoft-com:office:word" xmlns:w="http://schemas.openxmlformats.org/wordprocessingml/2006/main" xmlns:w14="http://schemas.microsoft.com/office/word/2010/wordml" xmlns:w15="http://schemas.microsoft.com/office/word/2012/wordml" xmlns:w16cex="http://schemas.microsoft.com/office/word/2018/wordml/cex" xmlns:w16cid="http://schemas.microsoft.com/office/word/2016/wordml/cid" xmlns:w16="http://schemas.microsoft.com/office/word/2018/wordml" xmlns:w16sdtdh="http://schemas.microsoft.com/office/word/2020/wordml/sdtdatahash" xmlns:w16se="http://schemas.microsoft.com/office/word/2015/wordml/symex" xmlns:wpg="http://schemas.microsoft.com/office/word/2010/wordprocessingGroup" xmlns:wpi="http://schemas.microsoft.com/office/word/2010/wordprocessingInk" xmlns:wne="http://schemas.microsoft.com/office/word/2006/wordml" xmlns:wps="http://schemas.microsoft.com/office/word/2010/wordprocessingShape" mc:Ignorable="w14 w15 w16se w16cid w16 w16cex w16sdtdh wp14">
+<w:document xmlns:wpc="http://schemas.microsoft.com/office/word/2010/wordprocessingCanvas" xmlns:cx="http://schemas.microsoft.com/office/drawing/2014/chartex" xmlns:cx1="http://schemas.microsoft.com/office/drawing/2015/9/8/chartex" xmlns:cx2="http://schemas.microsoft.com/office/drawing/2015/10/21/chartex" xmlns:cx3="http://schemas.microsoft.com/office/drawing/2016/5/9/chartex" xmlns:cx4="http://schemas.microsoft.com/office/drawing/2016/5/10/chartex" xmlns:cx5="http://schemas.microsoft.com/office/drawing/2016/5/11/chartex" xmlns:cx6="http://schemas.microsoft.com/office/drawing/2016/5/12/chartex" xmlns:cx7="http://schemas.microsoft.com/office/drawing/2016/5/13/chartex" xmlns:cx8="http://schemas.microsoft.com/office/drawing/2016/5/14/chartex" xmlns:mc="http://schemas.openxmlformats.org/markup-compatibility/2006" xmlns:aink="http://schemas.microsoft.com/office/drawing/2016/ink" xmlns:am3d="http://schemas.microsoft.com/office/drawing/2017/model3d" xmlns:o="urn:schemas-microsoft-com:office:office" xmlns:oel="http://schemas.microsoft.com/office/2019/extlst" xmlns:r="http://schemas.openxmlformats.org/officeDocument/2006/relationships" xmlns:m="http://schemas.openxmlformats.org/officeDocument/2006/math" xmlns:v="urn:schemas-microsoft-com:vml" xmlns:wp14="http://schemas.microsoft.com/office/word/2010/wordprocessingDrawing" xmlns:wp="http://schemas.openxmlformats.org/drawingml/2006/wordprocessingDrawing" xmlns:w10="urn:schemas-microsoft-com:office:word" xmlns:w="http://schemas.openxmlformats.org/wordprocessingml/2006/main" xmlns:w14="http://schemas.microsoft.com/office/word/2010/wordml" xmlns:w15="http://schemas.microsoft.com/office/word/2012/wordml" xmlns:w16cex="http://schemas.microsoft.com/office/word/2018/wordml/cex" xmlns:w16cid="http://schemas.microsoft.com/office/word/2016/wordml/cid" xmlns:w16="http://schemas.microsoft.com/office/word/2018/wordml" xmlns:w16du="http://schemas.microsoft.com/office/word/2023/wordml/word16du" xmlns:w16sdtdh="http://schemas.microsoft.com/office/word/2020/wordml/sdtdatahash" xmlns:w16sdtfl="http://schemas.microsoft.com/office/word/2024/wordml/sdtformatlock" xmlns:w16se="http://schemas.microsoft.com/office/word/2015/wordml/symex" xmlns:wpg="http://schemas.microsoft.com/office/word/2010/wordprocessingGroup" xmlns:wpi="http://schemas.microsoft.com/office/word/2010/wordprocessingInk" xmlns:wne="http://schemas.microsoft.com/office/word/2006/wordml" xmlns:wps="http://schemas.microsoft.com/office/word/2010/wordprocessingShape" mc:Ignorable="w14 w15 w16se w16cid w16 w16cex w16sdtdh w16sdtfl w16du wp14">
   <w:body>
     <w:p>
       <w:pPr>
@@ -133,7 +133,6 @@
         </w:rPr>
         <w:t xml:space="preserve">Nama </w:t>
       </w:r>
-      <w:proofErr w:type="spellStart"/>
       <w:r>
         <w:rPr>
           <w:rFonts w:ascii="Times New Roman" w:hAnsi="Times New Roman" w:cstheme="majorBidi"/>
@@ -144,7 +143,6 @@
         </w:rPr>
         <w:t>Sekolah</w:t>
       </w:r>
-      <w:proofErr w:type="spellEnd"/>
       <w:r>
         <w:rPr>
           <w:rFonts w:ascii="Times New Roman" w:hAnsi="Times New Roman" w:cstheme="majorBidi"/>
@@ -339,7 +337,6 @@
           <w:szCs w:val="24"/>
         </w:rPr>
       </w:pPr>
-      <w:proofErr w:type="spellStart"/>
       <w:r>
         <w:rPr>
           <w:rFonts w:ascii="Times New Roman" w:hAnsi="Times New Roman"/>
@@ -348,18 +345,7 @@
           <w:sz w:val="24"/>
           <w:szCs w:val="24"/>
         </w:rPr>
-        <w:t>Fase</w:t>
-      </w:r>
-      <w:proofErr w:type="spellEnd"/>
-      <w:r>
-        <w:rPr>
-          <w:rFonts w:ascii="Times New Roman" w:hAnsi="Times New Roman"/>
-          <w:b/>
-          <w:bCs/>
-          <w:sz w:val="24"/>
-          <w:szCs w:val="24"/>
-        </w:rPr>
-        <w:t xml:space="preserve"> - </w:t>
+        <w:t xml:space="preserve">Fase - </w:t>
       </w:r>
       <w:proofErr w:type="spellStart"/>
       <w:r>
@@ -560,7 +546,6 @@
           <w:szCs w:val="24"/>
         </w:rPr>
         <w:tab/>
-        <w:t>20</w:t>
       </w:r>
       <w:r>
         <w:rPr>
@@ -570,7 +555,7 @@
           <w:sz w:val="24"/>
           <w:szCs w:val="24"/>
         </w:rPr>
-        <w:t>25/2026</w:t>
+        <w:t>2026/2027</w:t>
       </w:r>
     </w:p>
     <w:p>
@@ -1235,7 +1220,7 @@
           </w:tcPr>
           <w:p>
             <w:pPr>
-              <w:pStyle w:val="DaftarParagraf"/>
+              <w:pStyle w:val="ListParagraph"/>
               <w:spacing w:before="60" w:after="60" w:line="240" w:lineRule="auto"/>
               <w:ind w:left="0"/>
               <w:contextualSpacing w:val="0"/>
@@ -1268,7 +1253,7 @@
           </w:tcPr>
           <w:p>
             <w:pPr>
-              <w:pStyle w:val="DaftarParagraf"/>
+              <w:pStyle w:val="ListParagraph"/>
               <w:spacing w:before="60" w:after="60" w:line="240" w:lineRule="auto"/>
               <w:ind w:left="0"/>
               <w:contextualSpacing w:val="0"/>
@@ -1348,7 +1333,7 @@
           </w:tcPr>
           <w:p>
             <w:pPr>
-              <w:pStyle w:val="DaftarParagraf"/>
+              <w:pStyle w:val="ListParagraph"/>
               <w:spacing w:before="60" w:after="60" w:line="240" w:lineRule="auto"/>
               <w:ind w:left="0"/>
               <w:contextualSpacing w:val="0"/>
@@ -1383,7 +1368,7 @@
           </w:tcPr>
           <w:p>
             <w:pPr>
-              <w:pStyle w:val="DaftarParagraf"/>
+              <w:pStyle w:val="ListParagraph"/>
               <w:spacing w:before="60" w:after="60" w:line="240" w:lineRule="auto"/>
               <w:ind w:left="0"/>
               <w:contextualSpacing w:val="0"/>
@@ -1422,7 +1407,7 @@
           </w:tcPr>
           <w:p>
             <w:pPr>
-              <w:pStyle w:val="DaftarParagraf"/>
+              <w:pStyle w:val="ListParagraph"/>
               <w:spacing w:before="60" w:after="60" w:line="240" w:lineRule="auto"/>
               <w:ind w:left="0"/>
               <w:contextualSpacing w:val="0"/>
@@ -1451,7 +1436,6 @@
         <w:tc>
           <w:tcPr>
             <w:tcW w:w="307" w:type="pct"/>
-            <w:shd w:val="clear" w:color="auto" w:fill="auto"/>
           </w:tcPr>
           <w:p>
             <w:pPr>
@@ -1477,11 +1461,10 @@
         <w:tc>
           <w:tcPr>
             <w:tcW w:w="2496" w:type="pct"/>
-            <w:shd w:val="clear" w:color="auto" w:fill="auto"/>
           </w:tcPr>
           <w:p>
             <w:pPr>
-              <w:pStyle w:val="DaftarParagraf"/>
+              <w:pStyle w:val="ListParagraph"/>
               <w:numPr>
                 <w:ilvl w:val="0"/>
                 <w:numId w:val="22"/>
@@ -1680,7 +1663,7 @@
           </w:p>
           <w:p>
             <w:pPr>
-              <w:pStyle w:val="DaftarParagraf"/>
+              <w:pStyle w:val="ListParagraph"/>
               <w:numPr>
                 <w:ilvl w:val="0"/>
                 <w:numId w:val="22"/>
@@ -1825,7 +1808,7 @@
           </w:p>
           <w:p>
             <w:pPr>
-              <w:pStyle w:val="DaftarParagraf"/>
+              <w:pStyle w:val="ListParagraph"/>
               <w:numPr>
                 <w:ilvl w:val="0"/>
                 <w:numId w:val="22"/>
@@ -1988,7 +1971,7 @@
           </w:p>
           <w:p>
             <w:pPr>
-              <w:pStyle w:val="DaftarParagraf"/>
+              <w:pStyle w:val="ListParagraph"/>
               <w:numPr>
                 <w:ilvl w:val="0"/>
                 <w:numId w:val="22"/>
@@ -2115,7 +2098,7 @@
           </w:p>
           <w:p>
             <w:pPr>
-              <w:pStyle w:val="DaftarParagraf"/>
+              <w:pStyle w:val="ListParagraph"/>
               <w:numPr>
                 <w:ilvl w:val="0"/>
                 <w:numId w:val="22"/>
@@ -2169,7 +2152,7 @@
           </w:p>
           <w:p>
             <w:pPr>
-              <w:pStyle w:val="DaftarParagraf"/>
+              <w:pStyle w:val="ListParagraph"/>
               <w:numPr>
                 <w:ilvl w:val="0"/>
                 <w:numId w:val="22"/>
@@ -2315,7 +2298,6 @@
         <w:tc>
           <w:tcPr>
             <w:tcW w:w="1577" w:type="pct"/>
-            <w:shd w:val="clear" w:color="auto" w:fill="auto"/>
           </w:tcPr>
           <w:p>
             <w:pPr>
@@ -2338,7 +2320,7 @@
           </w:p>
           <w:p>
             <w:pPr>
-              <w:pStyle w:val="DaftarParagraf"/>
+              <w:pStyle w:val="ListParagraph"/>
               <w:numPr>
                 <w:ilvl w:val="0"/>
                 <w:numId w:val="3"/>
@@ -2363,7 +2345,7 @@
           </w:p>
           <w:p>
             <w:pPr>
-              <w:pStyle w:val="DaftarParagraf"/>
+              <w:pStyle w:val="ListParagraph"/>
               <w:numPr>
                 <w:ilvl w:val="0"/>
                 <w:numId w:val="3"/>
@@ -2378,21 +2360,12 @@
                 <w:sz w:val="24"/>
               </w:rPr>
             </w:pPr>
-            <w:proofErr w:type="spellStart"/>
-            <w:r>
-              <w:rPr>
-                <w:rFonts w:ascii="Times New Roman" w:hAnsi="Times New Roman"/>
-                <w:sz w:val="24"/>
-              </w:rPr>
-              <w:t>Suku</w:t>
-            </w:r>
-            <w:proofErr w:type="spellEnd"/>
-            <w:r>
-              <w:rPr>
-                <w:rFonts w:ascii="Times New Roman" w:hAnsi="Times New Roman"/>
-                <w:sz w:val="24"/>
-              </w:rPr>
-              <w:t xml:space="preserve"> kata ‘</w:t>
+            <w:r>
+              <w:rPr>
+                <w:rFonts w:ascii="Times New Roman" w:hAnsi="Times New Roman"/>
+                <w:sz w:val="24"/>
+              </w:rPr>
+              <w:t>Suku kata ‘</w:t>
             </w:r>
             <w:proofErr w:type="spellStart"/>
             <w:r>
@@ -2445,7 +2418,7 @@
           </w:p>
           <w:p>
             <w:pPr>
-              <w:pStyle w:val="DaftarParagraf"/>
+              <w:pStyle w:val="ListParagraph"/>
               <w:numPr>
                 <w:ilvl w:val="0"/>
                 <w:numId w:val="3"/>
@@ -2511,7 +2484,7 @@
           </w:p>
           <w:p>
             <w:pPr>
-              <w:pStyle w:val="DaftarParagraf"/>
+              <w:pStyle w:val="ListParagraph"/>
               <w:numPr>
                 <w:ilvl w:val="0"/>
                 <w:numId w:val="3"/>
@@ -2600,7 +2573,7 @@
           </w:p>
           <w:p>
             <w:pPr>
-              <w:pStyle w:val="DaftarParagraf"/>
+              <w:pStyle w:val="ListParagraph"/>
               <w:numPr>
                 <w:ilvl w:val="0"/>
                 <w:numId w:val="3"/>
@@ -2682,7 +2655,7 @@
           </w:p>
           <w:p>
             <w:pPr>
-              <w:pStyle w:val="DaftarParagraf"/>
+              <w:pStyle w:val="ListParagraph"/>
               <w:numPr>
                 <w:ilvl w:val="0"/>
                 <w:numId w:val="3"/>
@@ -2787,7 +2760,7 @@
           </w:p>
           <w:p>
             <w:pPr>
-              <w:pStyle w:val="DaftarParagraf"/>
+              <w:pStyle w:val="ListParagraph"/>
               <w:numPr>
                 <w:ilvl w:val="0"/>
                 <w:numId w:val="3"/>
@@ -2846,7 +2819,6 @@
         <w:tc>
           <w:tcPr>
             <w:tcW w:w="620" w:type="pct"/>
-            <w:shd w:val="clear" w:color="auto" w:fill="auto"/>
           </w:tcPr>
           <w:p>
             <w:pPr>
@@ -2886,7 +2858,6 @@
         <w:tc>
           <w:tcPr>
             <w:tcW w:w="307" w:type="pct"/>
-            <w:shd w:val="clear" w:color="auto" w:fill="auto"/>
           </w:tcPr>
           <w:p>
             <w:pPr>
@@ -2912,11 +2883,10 @@
         <w:tc>
           <w:tcPr>
             <w:tcW w:w="2496" w:type="pct"/>
-            <w:shd w:val="clear" w:color="auto" w:fill="auto"/>
           </w:tcPr>
           <w:p>
             <w:pPr>
-              <w:pStyle w:val="DaftarParagraf"/>
+              <w:pStyle w:val="ListParagraph"/>
               <w:numPr>
                 <w:ilvl w:val="0"/>
                 <w:numId w:val="23"/>
@@ -3115,7 +3085,7 @@
           </w:p>
           <w:p>
             <w:pPr>
-              <w:pStyle w:val="DaftarParagraf"/>
+              <w:pStyle w:val="ListParagraph"/>
               <w:numPr>
                 <w:ilvl w:val="0"/>
                 <w:numId w:val="23"/>
@@ -3138,6 +3108,7 @@
                 <w:sz w:val="24"/>
                 <w:szCs w:val="24"/>
               </w:rPr>
+              <w:lastRenderedPageBreak/>
               <w:t>Menyimak</w:t>
             </w:r>
             <w:proofErr w:type="spellEnd"/>
@@ -3264,7 +3235,6 @@
                 <w:sz w:val="24"/>
                 <w:szCs w:val="24"/>
               </w:rPr>
-              <w:lastRenderedPageBreak/>
               <w:t>tanya</w:t>
             </w:r>
             <w:proofErr w:type="spellEnd"/>
@@ -3315,7 +3285,7 @@
           </w:p>
           <w:p>
             <w:pPr>
-              <w:pStyle w:val="DaftarParagraf"/>
+              <w:pStyle w:val="ListParagraph"/>
               <w:numPr>
                 <w:ilvl w:val="0"/>
                 <w:numId w:val="23"/>
@@ -3478,7 +3448,7 @@
           </w:p>
           <w:p>
             <w:pPr>
-              <w:pStyle w:val="DaftarParagraf"/>
+              <w:pStyle w:val="ListParagraph"/>
               <w:numPr>
                 <w:ilvl w:val="0"/>
                 <w:numId w:val="23"/>
@@ -3569,7 +3539,7 @@
           </w:p>
           <w:p>
             <w:pPr>
-              <w:pStyle w:val="DaftarParagraf"/>
+              <w:pStyle w:val="ListParagraph"/>
               <w:numPr>
                 <w:ilvl w:val="0"/>
                 <w:numId w:val="23"/>
@@ -3624,7 +3594,7 @@
           </w:p>
           <w:p>
             <w:pPr>
-              <w:pStyle w:val="DaftarParagraf"/>
+              <w:pStyle w:val="ListParagraph"/>
               <w:numPr>
                 <w:ilvl w:val="0"/>
                 <w:numId w:val="23"/>
@@ -3771,7 +3741,6 @@
         <w:tc>
           <w:tcPr>
             <w:tcW w:w="1577" w:type="pct"/>
-            <w:shd w:val="clear" w:color="auto" w:fill="auto"/>
           </w:tcPr>
           <w:p>
             <w:pPr>
@@ -3795,7 +3764,7 @@
           </w:p>
           <w:p>
             <w:pPr>
-              <w:pStyle w:val="DaftarParagraf"/>
+              <w:pStyle w:val="ListParagraph"/>
               <w:numPr>
                 <w:ilvl w:val="0"/>
                 <w:numId w:val="5"/>
@@ -3904,7 +3873,15 @@
                 <w:rFonts w:ascii="Times New Roman" w:hAnsi="Times New Roman"/>
                 <w:sz w:val="24"/>
               </w:rPr>
-              <w:t xml:space="preserve">, dan </w:t>
+              <w:t xml:space="preserve">, </w:t>
+            </w:r>
+            <w:r>
+              <w:rPr>
+                <w:rFonts w:ascii="Times New Roman" w:hAnsi="Times New Roman"/>
+                <w:sz w:val="24"/>
+              </w:rPr>
+              <w:lastRenderedPageBreak/>
+              <w:t xml:space="preserve">dan </w:t>
             </w:r>
             <w:proofErr w:type="spellStart"/>
             <w:r>
@@ -3928,14 +3905,13 @@
                 <w:rFonts w:ascii="Times New Roman" w:hAnsi="Times New Roman"/>
                 <w:sz w:val="24"/>
               </w:rPr>
-              <w:lastRenderedPageBreak/>
               <w:t>larangan</w:t>
             </w:r>
             <w:proofErr w:type="spellEnd"/>
           </w:p>
           <w:p>
             <w:pPr>
-              <w:pStyle w:val="DaftarParagraf"/>
+              <w:pStyle w:val="ListParagraph"/>
               <w:numPr>
                 <w:ilvl w:val="0"/>
                 <w:numId w:val="5"/>
@@ -3950,21 +3926,12 @@
                 <w:sz w:val="24"/>
               </w:rPr>
             </w:pPr>
-            <w:proofErr w:type="spellStart"/>
-            <w:r>
-              <w:rPr>
-                <w:rFonts w:ascii="Times New Roman" w:hAnsi="Times New Roman"/>
-                <w:sz w:val="24"/>
-              </w:rPr>
-              <w:t>Suku</w:t>
-            </w:r>
-            <w:proofErr w:type="spellEnd"/>
-            <w:r>
-              <w:rPr>
-                <w:rFonts w:ascii="Times New Roman" w:hAnsi="Times New Roman"/>
-                <w:sz w:val="24"/>
-              </w:rPr>
-              <w:t xml:space="preserve"> kata ‘</w:t>
+            <w:r>
+              <w:rPr>
+                <w:rFonts w:ascii="Times New Roman" w:hAnsi="Times New Roman"/>
+                <w:sz w:val="24"/>
+              </w:rPr>
+              <w:t>Suku kata ‘</w:t>
             </w:r>
             <w:proofErr w:type="gramStart"/>
             <w:r>
@@ -3980,12 +3947,44 @@
                 <w:rFonts w:ascii="Times New Roman" w:hAnsi="Times New Roman"/>
                 <w:sz w:val="24"/>
               </w:rPr>
-              <w:t>, ‘hi‘, ‘hu‘, ‘he,’ ‘ho’</w:t>
+              <w:t>, ‘</w:t>
+            </w:r>
+            <w:proofErr w:type="gramStart"/>
+            <w:r>
+              <w:rPr>
+                <w:rFonts w:ascii="Times New Roman" w:hAnsi="Times New Roman"/>
+                <w:sz w:val="24"/>
+              </w:rPr>
+              <w:t>hi‘</w:t>
+            </w:r>
+            <w:proofErr w:type="gramEnd"/>
+            <w:r>
+              <w:rPr>
+                <w:rFonts w:ascii="Times New Roman" w:hAnsi="Times New Roman"/>
+                <w:sz w:val="24"/>
+              </w:rPr>
+              <w:t>, ‘</w:t>
+            </w:r>
+            <w:proofErr w:type="gramStart"/>
+            <w:r>
+              <w:rPr>
+                <w:rFonts w:ascii="Times New Roman" w:hAnsi="Times New Roman"/>
+                <w:sz w:val="24"/>
+              </w:rPr>
+              <w:t>hu‘</w:t>
+            </w:r>
+            <w:proofErr w:type="gramEnd"/>
+            <w:r>
+              <w:rPr>
+                <w:rFonts w:ascii="Times New Roman" w:hAnsi="Times New Roman"/>
+                <w:sz w:val="24"/>
+              </w:rPr>
+              <w:t>, ‘he,’ ‘ho’</w:t>
             </w:r>
           </w:p>
           <w:p>
             <w:pPr>
-              <w:pStyle w:val="DaftarParagraf"/>
+              <w:pStyle w:val="ListParagraph"/>
               <w:numPr>
                 <w:ilvl w:val="0"/>
                 <w:numId w:val="5"/>
@@ -4099,7 +4098,7 @@
           </w:p>
           <w:p>
             <w:pPr>
-              <w:pStyle w:val="DaftarParagraf"/>
+              <w:pStyle w:val="ListParagraph"/>
               <w:numPr>
                 <w:ilvl w:val="0"/>
                 <w:numId w:val="5"/>
@@ -4151,23 +4150,7 @@
                 <w:rFonts w:ascii="Times New Roman" w:hAnsi="Times New Roman"/>
                 <w:sz w:val="24"/>
               </w:rPr>
-              <w:t xml:space="preserve"> </w:t>
-            </w:r>
-            <w:proofErr w:type="spellStart"/>
-            <w:r>
-              <w:rPr>
-                <w:rFonts w:ascii="Times New Roman" w:hAnsi="Times New Roman"/>
-                <w:sz w:val="24"/>
-              </w:rPr>
-              <w:t>nama</w:t>
-            </w:r>
-            <w:proofErr w:type="spellEnd"/>
-            <w:r>
-              <w:rPr>
-                <w:rFonts w:ascii="Times New Roman" w:hAnsi="Times New Roman"/>
-                <w:sz w:val="24"/>
-              </w:rPr>
-              <w:t xml:space="preserve"> </w:t>
+              <w:t xml:space="preserve"> nama </w:t>
             </w:r>
             <w:proofErr w:type="spellStart"/>
             <w:r>
@@ -4183,7 +4166,6 @@
         <w:tc>
           <w:tcPr>
             <w:tcW w:w="620" w:type="pct"/>
-            <w:shd w:val="clear" w:color="auto" w:fill="auto"/>
           </w:tcPr>
           <w:p>
             <w:pPr>
@@ -4224,7 +4206,6 @@
         <w:tc>
           <w:tcPr>
             <w:tcW w:w="307" w:type="pct"/>
-            <w:shd w:val="clear" w:color="auto" w:fill="auto"/>
           </w:tcPr>
           <w:p>
             <w:pPr>
@@ -4250,11 +4231,10 @@
         <w:tc>
           <w:tcPr>
             <w:tcW w:w="2496" w:type="pct"/>
-            <w:shd w:val="clear" w:color="auto" w:fill="auto"/>
           </w:tcPr>
           <w:p>
             <w:pPr>
-              <w:pStyle w:val="DaftarParagraf"/>
+              <w:pStyle w:val="ListParagraph"/>
               <w:numPr>
                 <w:ilvl w:val="0"/>
                 <w:numId w:val="24"/>
@@ -4450,7 +4430,7 @@
           </w:p>
           <w:p>
             <w:pPr>
-              <w:pStyle w:val="DaftarParagraf"/>
+              <w:pStyle w:val="ListParagraph"/>
               <w:numPr>
                 <w:ilvl w:val="0"/>
                 <w:numId w:val="24"/>
@@ -4574,7 +4554,7 @@
           </w:p>
           <w:p>
             <w:pPr>
-              <w:pStyle w:val="DaftarParagraf"/>
+              <w:pStyle w:val="ListParagraph"/>
               <w:numPr>
                 <w:ilvl w:val="0"/>
                 <w:numId w:val="24"/>
@@ -4734,7 +4714,7 @@
           </w:p>
           <w:p>
             <w:pPr>
-              <w:pStyle w:val="DaftarParagraf"/>
+              <w:pStyle w:val="ListParagraph"/>
               <w:numPr>
                 <w:ilvl w:val="0"/>
                 <w:numId w:val="24"/>
@@ -4804,7 +4784,7 @@
           </w:p>
           <w:p>
             <w:pPr>
-              <w:pStyle w:val="DaftarParagraf"/>
+              <w:pStyle w:val="ListParagraph"/>
               <w:numPr>
                 <w:ilvl w:val="0"/>
                 <w:numId w:val="24"/>
@@ -4873,7 +4853,7 @@
           </w:p>
           <w:p>
             <w:pPr>
-              <w:pStyle w:val="DaftarParagraf"/>
+              <w:pStyle w:val="ListParagraph"/>
               <w:numPr>
                 <w:ilvl w:val="0"/>
                 <w:numId w:val="24"/>
@@ -5016,7 +4996,6 @@
         <w:tc>
           <w:tcPr>
             <w:tcW w:w="1577" w:type="pct"/>
-            <w:shd w:val="clear" w:color="auto" w:fill="auto"/>
           </w:tcPr>
           <w:p>
             <w:pPr>
@@ -5042,7 +5021,7 @@
           </w:p>
           <w:p>
             <w:pPr>
-              <w:pStyle w:val="DaftarParagraf"/>
+              <w:pStyle w:val="ListParagraph"/>
               <w:numPr>
                 <w:ilvl w:val="0"/>
                 <w:numId w:val="7"/>
@@ -5057,7 +5036,6 @@
                 <w:szCs w:val="24"/>
               </w:rPr>
             </w:pPr>
-            <w:proofErr w:type="spellStart"/>
             <w:r>
               <w:rPr>
                 <w:rFonts w:ascii="Times New Roman" w:hAnsi="Times New Roman"/>
@@ -5066,9 +5044,9 @@
                 <w:sz w:val="24"/>
                 <w:szCs w:val="24"/>
               </w:rPr>
-              <w:t>Cerita</w:t>
-            </w:r>
-            <w:proofErr w:type="spellEnd"/>
+              <w:t xml:space="preserve">Cerita </w:t>
+            </w:r>
+            <w:proofErr w:type="spellStart"/>
             <w:r>
               <w:rPr>
                 <w:rFonts w:ascii="Times New Roman" w:hAnsi="Times New Roman"/>
@@ -5077,9 +5055,9 @@
                 <w:sz w:val="24"/>
                 <w:szCs w:val="24"/>
               </w:rPr>
-              <w:t xml:space="preserve"> </w:t>
-            </w:r>
-            <w:proofErr w:type="spellStart"/>
+              <w:t>bergambar</w:t>
+            </w:r>
+            <w:proofErr w:type="spellEnd"/>
             <w:r>
               <w:rPr>
                 <w:rFonts w:ascii="Times New Roman" w:hAnsi="Times New Roman"/>
@@ -5088,45 +5066,12 @@
                 <w:sz w:val="24"/>
                 <w:szCs w:val="24"/>
               </w:rPr>
-              <w:t>bergambar</w:t>
-            </w:r>
-            <w:proofErr w:type="spellEnd"/>
-            <w:r>
-              <w:rPr>
-                <w:rFonts w:ascii="Times New Roman" w:hAnsi="Times New Roman"/>
-                <w:color w:val="1C1C1C"/>
-                <w:w w:val="110"/>
-                <w:sz w:val="24"/>
-                <w:szCs w:val="24"/>
-              </w:rPr>
-              <w:t xml:space="preserve"> “</w:t>
-            </w:r>
-            <w:proofErr w:type="spellStart"/>
-            <w:r>
-              <w:rPr>
-                <w:rFonts w:ascii="Times New Roman" w:hAnsi="Times New Roman"/>
-                <w:color w:val="1C1C1C"/>
-                <w:w w:val="110"/>
-                <w:sz w:val="24"/>
-                <w:szCs w:val="24"/>
-              </w:rPr>
-              <w:t>Awas</w:t>
-            </w:r>
-            <w:proofErr w:type="spellEnd"/>
-            <w:r>
-              <w:rPr>
-                <w:rFonts w:ascii="Times New Roman" w:hAnsi="Times New Roman"/>
-                <w:color w:val="1C1C1C"/>
-                <w:w w:val="110"/>
-                <w:sz w:val="24"/>
-                <w:szCs w:val="24"/>
-              </w:rPr>
-              <w:t xml:space="preserve"> Kuman!”</w:t>
+              <w:t xml:space="preserve"> “Awas Kuman!”</w:t>
             </w:r>
           </w:p>
           <w:p>
             <w:pPr>
-              <w:pStyle w:val="DaftarParagraf"/>
+              <w:pStyle w:val="ListParagraph"/>
               <w:numPr>
                 <w:ilvl w:val="0"/>
                 <w:numId w:val="7"/>
@@ -5176,7 +5121,7 @@
           </w:p>
           <w:p>
             <w:pPr>
-              <w:pStyle w:val="DaftarParagraf"/>
+              <w:pStyle w:val="ListParagraph"/>
               <w:numPr>
                 <w:ilvl w:val="0"/>
                 <w:numId w:val="7"/>
@@ -5260,7 +5205,7 @@
           </w:p>
           <w:p>
             <w:pPr>
-              <w:pStyle w:val="DaftarParagraf"/>
+              <w:pStyle w:val="ListParagraph"/>
               <w:numPr>
                 <w:ilvl w:val="0"/>
                 <w:numId w:val="7"/>
@@ -5327,34 +5272,12 @@
                 <w:sz w:val="24"/>
                 <w:szCs w:val="24"/>
               </w:rPr>
-              <w:t xml:space="preserve"> </w:t>
-            </w:r>
-            <w:proofErr w:type="spellStart"/>
-            <w:r>
-              <w:rPr>
-                <w:rFonts w:ascii="Times New Roman" w:hAnsi="Times New Roman"/>
-                <w:color w:val="1C1C1C"/>
-                <w:w w:val="110"/>
-                <w:sz w:val="24"/>
-                <w:szCs w:val="24"/>
-              </w:rPr>
-              <w:t>Lupa</w:t>
-            </w:r>
-            <w:proofErr w:type="spellEnd"/>
-            <w:r>
-              <w:rPr>
-                <w:rFonts w:ascii="Times New Roman" w:hAnsi="Times New Roman"/>
-                <w:color w:val="1C1C1C"/>
-                <w:w w:val="110"/>
-                <w:sz w:val="24"/>
-                <w:szCs w:val="24"/>
-              </w:rPr>
-              <w:t>!”</w:t>
+              <w:t xml:space="preserve"> Lupa!”</w:t>
             </w:r>
           </w:p>
           <w:p>
             <w:pPr>
-              <w:pStyle w:val="DaftarParagraf"/>
+              <w:pStyle w:val="ListParagraph"/>
               <w:numPr>
                 <w:ilvl w:val="0"/>
                 <w:numId w:val="7"/>
@@ -5448,7 +5371,7 @@
           </w:p>
           <w:p>
             <w:pPr>
-              <w:pStyle w:val="DaftarParagraf"/>
+              <w:pStyle w:val="ListParagraph"/>
               <w:numPr>
                 <w:ilvl w:val="0"/>
                 <w:numId w:val="7"/>
@@ -5566,7 +5489,6 @@
         <w:tc>
           <w:tcPr>
             <w:tcW w:w="620" w:type="pct"/>
-            <w:shd w:val="clear" w:color="auto" w:fill="auto"/>
           </w:tcPr>
           <w:p>
             <w:pPr>
@@ -5590,7 +5512,6 @@
         <w:tc>
           <w:tcPr>
             <w:tcW w:w="307" w:type="pct"/>
-            <w:shd w:val="clear" w:color="auto" w:fill="auto"/>
           </w:tcPr>
           <w:p>
             <w:pPr>
@@ -5616,11 +5537,10 @@
         <w:tc>
           <w:tcPr>
             <w:tcW w:w="2496" w:type="pct"/>
-            <w:shd w:val="clear" w:color="auto" w:fill="auto"/>
           </w:tcPr>
           <w:p>
             <w:pPr>
-              <w:pStyle w:val="DaftarParagraf"/>
+              <w:pStyle w:val="ListParagraph"/>
               <w:numPr>
                 <w:ilvl w:val="0"/>
                 <w:numId w:val="25"/>
@@ -5667,25 +5587,7 @@
                 <w:sz w:val="24"/>
                 <w:szCs w:val="24"/>
               </w:rPr>
-              <w:t xml:space="preserve"> </w:t>
-            </w:r>
-            <w:proofErr w:type="spellStart"/>
-            <w:r>
-              <w:rPr>
-                <w:rFonts w:ascii="Times New Roman" w:hAnsi="Times New Roman"/>
-                <w:sz w:val="24"/>
-                <w:szCs w:val="24"/>
-              </w:rPr>
-              <w:t>nama</w:t>
-            </w:r>
-            <w:proofErr w:type="spellEnd"/>
-            <w:r>
-              <w:rPr>
-                <w:rFonts w:ascii="Times New Roman" w:hAnsi="Times New Roman"/>
-                <w:sz w:val="24"/>
-                <w:szCs w:val="24"/>
-              </w:rPr>
-              <w:t xml:space="preserve"> </w:t>
+              <w:t xml:space="preserve"> nama </w:t>
             </w:r>
             <w:proofErr w:type="spellStart"/>
             <w:r>
@@ -5762,7 +5664,7 @@
           </w:p>
           <w:p>
             <w:pPr>
-              <w:pStyle w:val="DaftarParagraf"/>
+              <w:pStyle w:val="ListParagraph"/>
               <w:numPr>
                 <w:ilvl w:val="0"/>
                 <w:numId w:val="25"/>
@@ -5809,25 +5711,7 @@
                 <w:sz w:val="24"/>
                 <w:szCs w:val="24"/>
               </w:rPr>
-              <w:t xml:space="preserve"> </w:t>
-            </w:r>
-            <w:proofErr w:type="spellStart"/>
-            <w:r>
-              <w:rPr>
-                <w:rFonts w:ascii="Times New Roman" w:hAnsi="Times New Roman"/>
-                <w:sz w:val="24"/>
-                <w:szCs w:val="24"/>
-              </w:rPr>
-              <w:t>nama</w:t>
-            </w:r>
-            <w:proofErr w:type="spellEnd"/>
-            <w:r>
-              <w:rPr>
-                <w:rFonts w:ascii="Times New Roman" w:hAnsi="Times New Roman"/>
-                <w:sz w:val="24"/>
-                <w:szCs w:val="24"/>
-              </w:rPr>
-              <w:t xml:space="preserve"> </w:t>
+              <w:t xml:space="preserve"> nama </w:t>
             </w:r>
             <w:proofErr w:type="spellStart"/>
             <w:r>
@@ -5922,7 +5806,7 @@
           </w:p>
           <w:p>
             <w:pPr>
-              <w:pStyle w:val="DaftarParagraf"/>
+              <w:pStyle w:val="ListParagraph"/>
               <w:numPr>
                 <w:ilvl w:val="0"/>
                 <w:numId w:val="25"/>
@@ -6082,7 +5966,7 @@
           </w:p>
           <w:p>
             <w:pPr>
-              <w:pStyle w:val="DaftarParagraf"/>
+              <w:pStyle w:val="ListParagraph"/>
               <w:numPr>
                 <w:ilvl w:val="0"/>
                 <w:numId w:val="25"/>
@@ -6165,25 +6049,7 @@
                 <w:sz w:val="24"/>
                 <w:szCs w:val="24"/>
               </w:rPr>
-              <w:t xml:space="preserve">’ ‘le-,’ pada </w:t>
-            </w:r>
-            <w:proofErr w:type="spellStart"/>
-            <w:r>
-              <w:rPr>
-                <w:rFonts w:ascii="Times New Roman" w:hAnsi="Times New Roman"/>
-                <w:sz w:val="24"/>
-                <w:szCs w:val="24"/>
-              </w:rPr>
-              <w:t>nama</w:t>
-            </w:r>
-            <w:proofErr w:type="spellEnd"/>
-            <w:r>
-              <w:rPr>
-                <w:rFonts w:ascii="Times New Roman" w:hAnsi="Times New Roman"/>
-                <w:sz w:val="24"/>
-                <w:szCs w:val="24"/>
-              </w:rPr>
-              <w:t xml:space="preserve"> </w:t>
+              <w:t xml:space="preserve">’ ‘le-,’ pada nama </w:t>
             </w:r>
             <w:proofErr w:type="spellStart"/>
             <w:r>
@@ -6206,7 +6072,7 @@
           </w:p>
           <w:p>
             <w:pPr>
-              <w:pStyle w:val="DaftarParagraf"/>
+              <w:pStyle w:val="ListParagraph"/>
               <w:numPr>
                 <w:ilvl w:val="0"/>
                 <w:numId w:val="25"/>
@@ -6275,7 +6141,7 @@
           </w:p>
           <w:p>
             <w:pPr>
-              <w:pStyle w:val="DaftarParagraf"/>
+              <w:pStyle w:val="ListParagraph"/>
               <w:numPr>
                 <w:ilvl w:val="0"/>
                 <w:numId w:val="25"/>
@@ -6321,25 +6187,7 @@
                 <w:sz w:val="24"/>
                 <w:szCs w:val="24"/>
               </w:rPr>
-              <w:t xml:space="preserve"> </w:t>
-            </w:r>
-            <w:proofErr w:type="spellStart"/>
-            <w:r>
-              <w:rPr>
-                <w:rFonts w:ascii="Times New Roman" w:hAnsi="Times New Roman"/>
-                <w:sz w:val="24"/>
-                <w:szCs w:val="24"/>
-              </w:rPr>
-              <w:t>nama</w:t>
-            </w:r>
-            <w:proofErr w:type="spellEnd"/>
-            <w:r>
-              <w:rPr>
-                <w:rFonts w:ascii="Times New Roman" w:hAnsi="Times New Roman"/>
-                <w:sz w:val="24"/>
-                <w:szCs w:val="24"/>
-              </w:rPr>
-              <w:t xml:space="preserve"> </w:t>
+              <w:t xml:space="preserve"> nama </w:t>
             </w:r>
             <w:proofErr w:type="spellStart"/>
             <w:r>
@@ -6454,7 +6302,6 @@
         <w:tc>
           <w:tcPr>
             <w:tcW w:w="1577" w:type="pct"/>
-            <w:shd w:val="clear" w:color="auto" w:fill="auto"/>
           </w:tcPr>
           <w:p>
             <w:pPr>
@@ -6480,7 +6327,7 @@
           </w:p>
           <w:p>
             <w:pPr>
-              <w:pStyle w:val="DaftarParagraf"/>
+              <w:pStyle w:val="ListParagraph"/>
               <w:numPr>
                 <w:ilvl w:val="0"/>
                 <w:numId w:val="9"/>
@@ -6552,7 +6399,7 @@
           </w:p>
           <w:p>
             <w:pPr>
-              <w:pStyle w:val="DaftarParagraf"/>
+              <w:pStyle w:val="ListParagraph"/>
               <w:numPr>
                 <w:ilvl w:val="0"/>
                 <w:numId w:val="9"/>
@@ -6592,7 +6439,7 @@
           </w:p>
           <w:p>
             <w:pPr>
-              <w:pStyle w:val="DaftarParagraf"/>
+              <w:pStyle w:val="ListParagraph"/>
               <w:numPr>
                 <w:ilvl w:val="0"/>
                 <w:numId w:val="9"/>
@@ -6607,7 +6454,6 @@
                 <w:szCs w:val="24"/>
               </w:rPr>
             </w:pPr>
-            <w:proofErr w:type="spellStart"/>
             <w:r>
               <w:rPr>
                 <w:rFonts w:ascii="Times New Roman" w:hAnsi="Times New Roman"/>
@@ -6616,18 +6462,7 @@
                 <w:sz w:val="24"/>
                 <w:szCs w:val="24"/>
               </w:rPr>
-              <w:t>Suku</w:t>
-            </w:r>
-            <w:proofErr w:type="spellEnd"/>
-            <w:r>
-              <w:rPr>
-                <w:rFonts w:ascii="Times New Roman" w:hAnsi="Times New Roman"/>
-                <w:color w:val="1C1C1C"/>
-                <w:w w:val="110"/>
-                <w:sz w:val="24"/>
-                <w:szCs w:val="24"/>
-              </w:rPr>
-              <w:t xml:space="preserve"> kata ‘la’, ‘</w:t>
+              <w:t>Suku kata ‘la’, ‘</w:t>
             </w:r>
             <w:proofErr w:type="spellStart"/>
             <w:r>
@@ -6678,7 +6513,6 @@
         <w:tc>
           <w:tcPr>
             <w:tcW w:w="620" w:type="pct"/>
-            <w:shd w:val="clear" w:color="auto" w:fill="auto"/>
           </w:tcPr>
           <w:p>
             <w:pPr>
@@ -6734,7 +6568,7 @@
           </w:tcPr>
           <w:p>
             <w:pPr>
-              <w:pStyle w:val="DaftarParagraf"/>
+              <w:pStyle w:val="ListParagraph"/>
               <w:spacing w:before="60" w:after="60" w:line="240" w:lineRule="auto"/>
               <w:ind w:left="0"/>
               <w:contextualSpacing w:val="0"/>
@@ -6764,7 +6598,6 @@
         <w:tc>
           <w:tcPr>
             <w:tcW w:w="307" w:type="pct"/>
-            <w:shd w:val="clear" w:color="auto" w:fill="auto"/>
           </w:tcPr>
           <w:p>
             <w:pPr>
@@ -6790,11 +6623,10 @@
         <w:tc>
           <w:tcPr>
             <w:tcW w:w="2496" w:type="pct"/>
-            <w:shd w:val="clear" w:color="auto" w:fill="auto"/>
           </w:tcPr>
           <w:p>
             <w:pPr>
-              <w:pStyle w:val="DaftarParagraf"/>
+              <w:pStyle w:val="ListParagraph"/>
               <w:numPr>
                 <w:ilvl w:val="0"/>
                 <w:numId w:val="18"/>
@@ -6939,7 +6771,7 @@
           </w:p>
           <w:p>
             <w:pPr>
-              <w:pStyle w:val="DaftarParagraf"/>
+              <w:pStyle w:val="ListParagraph"/>
               <w:numPr>
                 <w:ilvl w:val="0"/>
                 <w:numId w:val="18"/>
@@ -7084,7 +6916,7 @@
           </w:p>
           <w:p>
             <w:pPr>
-              <w:pStyle w:val="DaftarParagraf"/>
+              <w:pStyle w:val="ListParagraph"/>
               <w:numPr>
                 <w:ilvl w:val="0"/>
                 <w:numId w:val="18"/>
@@ -7247,7 +7079,7 @@
           </w:p>
           <w:p>
             <w:pPr>
-              <w:pStyle w:val="DaftarParagraf"/>
+              <w:pStyle w:val="ListParagraph"/>
               <w:numPr>
                 <w:ilvl w:val="0"/>
                 <w:numId w:val="18"/>
@@ -7338,7 +7170,7 @@
           </w:p>
           <w:p>
             <w:pPr>
-              <w:pStyle w:val="DaftarParagraf"/>
+              <w:pStyle w:val="ListParagraph"/>
               <w:numPr>
                 <w:ilvl w:val="0"/>
                 <w:numId w:val="18"/>
@@ -7485,7 +7317,6 @@
         <w:tc>
           <w:tcPr>
             <w:tcW w:w="1577" w:type="pct"/>
-            <w:shd w:val="clear" w:color="auto" w:fill="auto"/>
           </w:tcPr>
           <w:p>
             <w:pPr>
@@ -7508,7 +7339,7 @@
           </w:p>
           <w:p>
             <w:pPr>
-              <w:pStyle w:val="DaftarParagraf"/>
+              <w:pStyle w:val="ListParagraph"/>
               <w:numPr>
                 <w:ilvl w:val="0"/>
                 <w:numId w:val="11"/>
@@ -7581,7 +7412,7 @@
           </w:p>
           <w:p>
             <w:pPr>
-              <w:pStyle w:val="DaftarParagraf"/>
+              <w:pStyle w:val="ListParagraph"/>
               <w:numPr>
                 <w:ilvl w:val="0"/>
                 <w:numId w:val="11"/>
@@ -7631,7 +7462,7 @@
           </w:p>
           <w:p>
             <w:pPr>
-              <w:pStyle w:val="DaftarParagraf"/>
+              <w:pStyle w:val="ListParagraph"/>
               <w:numPr>
                 <w:ilvl w:val="0"/>
                 <w:numId w:val="11"/>
@@ -7646,21 +7477,12 @@
                 <w:sz w:val="24"/>
               </w:rPr>
             </w:pPr>
-            <w:proofErr w:type="spellStart"/>
-            <w:r>
-              <w:rPr>
-                <w:rFonts w:ascii="Times New Roman" w:hAnsi="Times New Roman"/>
-                <w:sz w:val="24"/>
-              </w:rPr>
-              <w:t>Suku</w:t>
-            </w:r>
-            <w:proofErr w:type="spellEnd"/>
-            <w:r>
-              <w:rPr>
-                <w:rFonts w:ascii="Times New Roman" w:hAnsi="Times New Roman"/>
-                <w:sz w:val="24"/>
-              </w:rPr>
-              <w:t xml:space="preserve"> kata yang </w:t>
+            <w:r>
+              <w:rPr>
+                <w:rFonts w:ascii="Times New Roman" w:hAnsi="Times New Roman"/>
+                <w:sz w:val="24"/>
+              </w:rPr>
+              <w:t xml:space="preserve">Suku kata yang </w:t>
             </w:r>
             <w:proofErr w:type="spellStart"/>
             <w:r>
@@ -7713,7 +7535,7 @@
           </w:p>
           <w:p>
             <w:pPr>
-              <w:pStyle w:val="DaftarParagraf"/>
+              <w:pStyle w:val="ListParagraph"/>
               <w:numPr>
                 <w:ilvl w:val="0"/>
                 <w:numId w:val="11"/>
@@ -7763,7 +7585,7 @@
           </w:p>
           <w:p>
             <w:pPr>
-              <w:pStyle w:val="DaftarParagraf"/>
+              <w:pStyle w:val="ListParagraph"/>
               <w:numPr>
                 <w:ilvl w:val="0"/>
                 <w:numId w:val="11"/>
@@ -7799,46 +7621,13 @@
                 <w:rFonts w:ascii="Times New Roman" w:hAnsi="Times New Roman"/>
                 <w:sz w:val="24"/>
               </w:rPr>
-              <w:t xml:space="preserve"> “</w:t>
-            </w:r>
-            <w:proofErr w:type="spellStart"/>
-            <w:r>
-              <w:rPr>
-                <w:rFonts w:ascii="Times New Roman" w:hAnsi="Times New Roman"/>
-                <w:sz w:val="24"/>
-              </w:rPr>
-              <w:t>Apa</w:t>
-            </w:r>
-            <w:proofErr w:type="spellEnd"/>
-            <w:r>
-              <w:rPr>
-                <w:rFonts w:ascii="Times New Roman" w:hAnsi="Times New Roman"/>
-                <w:sz w:val="24"/>
-              </w:rPr>
-              <w:t xml:space="preserve"> yang Harus Mimi </w:t>
-            </w:r>
-            <w:proofErr w:type="spellStart"/>
-            <w:r>
-              <w:rPr>
-                <w:rFonts w:ascii="Times New Roman" w:hAnsi="Times New Roman"/>
-                <w:sz w:val="24"/>
-              </w:rPr>
-              <w:t>Katakan</w:t>
-            </w:r>
-            <w:proofErr w:type="spellEnd"/>
-            <w:r>
-              <w:rPr>
-                <w:rFonts w:ascii="Times New Roman" w:hAnsi="Times New Roman"/>
-                <w:sz w:val="24"/>
-              </w:rPr>
-              <w:t>?”</w:t>
+              <w:t xml:space="preserve"> “Apa yang Harus Mimi Katakan?”</w:t>
             </w:r>
           </w:p>
         </w:tc>
         <w:tc>
           <w:tcPr>
             <w:tcW w:w="620" w:type="pct"/>
-            <w:shd w:val="clear" w:color="auto" w:fill="auto"/>
           </w:tcPr>
           <w:p>
             <w:pPr>
@@ -7869,7 +7658,6 @@
         <w:tc>
           <w:tcPr>
             <w:tcW w:w="307" w:type="pct"/>
-            <w:shd w:val="clear" w:color="auto" w:fill="auto"/>
           </w:tcPr>
           <w:p>
             <w:pPr>
@@ -7895,11 +7683,10 @@
         <w:tc>
           <w:tcPr>
             <w:tcW w:w="2496" w:type="pct"/>
-            <w:shd w:val="clear" w:color="auto" w:fill="auto"/>
           </w:tcPr>
           <w:p>
             <w:pPr>
-              <w:pStyle w:val="DaftarParagraf"/>
+              <w:pStyle w:val="ListParagraph"/>
               <w:numPr>
                 <w:ilvl w:val="0"/>
                 <w:numId w:val="19"/>
@@ -8026,7 +7813,7 @@
           </w:p>
           <w:p>
             <w:pPr>
-              <w:pStyle w:val="DaftarParagraf"/>
+              <w:pStyle w:val="ListParagraph"/>
               <w:numPr>
                 <w:ilvl w:val="0"/>
                 <w:numId w:val="19"/>
@@ -8153,7 +7940,7 @@
           </w:p>
           <w:p>
             <w:pPr>
-              <w:pStyle w:val="DaftarParagraf"/>
+              <w:pStyle w:val="ListParagraph"/>
               <w:numPr>
                 <w:ilvl w:val="0"/>
                 <w:numId w:val="19"/>
@@ -8290,7 +8077,7 @@
           </w:p>
           <w:p>
             <w:pPr>
-              <w:pStyle w:val="DaftarParagraf"/>
+              <w:pStyle w:val="ListParagraph"/>
               <w:numPr>
                 <w:ilvl w:val="0"/>
                 <w:numId w:val="19"/>
@@ -8381,7 +8168,7 @@
           </w:p>
           <w:p>
             <w:pPr>
-              <w:pStyle w:val="DaftarParagraf"/>
+              <w:pStyle w:val="ListParagraph"/>
               <w:numPr>
                 <w:ilvl w:val="0"/>
                 <w:numId w:val="19"/>
@@ -8558,7 +8345,6 @@
         <w:tc>
           <w:tcPr>
             <w:tcW w:w="1577" w:type="pct"/>
-            <w:shd w:val="clear" w:color="auto" w:fill="auto"/>
           </w:tcPr>
           <w:p>
             <w:pPr>
@@ -8581,7 +8367,7 @@
           </w:p>
           <w:p>
             <w:pPr>
-              <w:pStyle w:val="DaftarParagraf"/>
+              <w:pStyle w:val="ListParagraph"/>
               <w:numPr>
                 <w:ilvl w:val="0"/>
                 <w:numId w:val="13"/>
@@ -8654,7 +8440,7 @@
           </w:p>
           <w:p>
             <w:pPr>
-              <w:pStyle w:val="DaftarParagraf"/>
+              <w:pStyle w:val="ListParagraph"/>
               <w:numPr>
                 <w:ilvl w:val="0"/>
                 <w:numId w:val="13"/>
@@ -8669,21 +8455,12 @@
                 <w:sz w:val="24"/>
               </w:rPr>
             </w:pPr>
-            <w:proofErr w:type="spellStart"/>
-            <w:r>
-              <w:rPr>
-                <w:rFonts w:ascii="Times New Roman" w:hAnsi="Times New Roman"/>
-                <w:sz w:val="24"/>
-              </w:rPr>
-              <w:t>Suku</w:t>
-            </w:r>
-            <w:proofErr w:type="spellEnd"/>
-            <w:r>
-              <w:rPr>
-                <w:rFonts w:ascii="Times New Roman" w:hAnsi="Times New Roman"/>
-                <w:sz w:val="24"/>
-              </w:rPr>
-              <w:t xml:space="preserve"> kata dan kata yang </w:t>
+            <w:r>
+              <w:rPr>
+                <w:rFonts w:ascii="Times New Roman" w:hAnsi="Times New Roman"/>
+                <w:sz w:val="24"/>
+              </w:rPr>
+              <w:t xml:space="preserve">Suku kata dan kata yang </w:t>
             </w:r>
             <w:proofErr w:type="spellStart"/>
             <w:r>
@@ -8736,7 +8513,7 @@
           </w:p>
           <w:p>
             <w:pPr>
-              <w:pStyle w:val="DaftarParagraf"/>
+              <w:pStyle w:val="ListParagraph"/>
               <w:numPr>
                 <w:ilvl w:val="0"/>
                 <w:numId w:val="13"/>
@@ -8809,7 +8586,7 @@
           </w:p>
           <w:p>
             <w:pPr>
-              <w:pStyle w:val="DaftarParagraf"/>
+              <w:pStyle w:val="ListParagraph"/>
               <w:numPr>
                 <w:ilvl w:val="0"/>
                 <w:numId w:val="13"/>
@@ -8909,7 +8686,6 @@
         <w:tc>
           <w:tcPr>
             <w:tcW w:w="620" w:type="pct"/>
-            <w:shd w:val="clear" w:color="auto" w:fill="auto"/>
           </w:tcPr>
           <w:p>
             <w:pPr>
@@ -8940,7 +8716,6 @@
         <w:tc>
           <w:tcPr>
             <w:tcW w:w="307" w:type="pct"/>
-            <w:shd w:val="clear" w:color="auto" w:fill="auto"/>
           </w:tcPr>
           <w:p>
             <w:pPr>
@@ -8966,11 +8741,10 @@
         <w:tc>
           <w:tcPr>
             <w:tcW w:w="2496" w:type="pct"/>
-            <w:shd w:val="clear" w:color="auto" w:fill="auto"/>
           </w:tcPr>
           <w:p>
             <w:pPr>
-              <w:pStyle w:val="DaftarParagraf"/>
+              <w:pStyle w:val="ListParagraph"/>
               <w:numPr>
                 <w:ilvl w:val="0"/>
                 <w:numId w:val="20"/>
@@ -9184,7 +8958,7 @@
           </w:p>
           <w:p>
             <w:pPr>
-              <w:pStyle w:val="DaftarParagraf"/>
+              <w:pStyle w:val="ListParagraph"/>
               <w:numPr>
                 <w:ilvl w:val="0"/>
                 <w:numId w:val="20"/>
@@ -9308,7 +9082,7 @@
           </w:p>
           <w:p>
             <w:pPr>
-              <w:pStyle w:val="DaftarParagraf"/>
+              <w:pStyle w:val="ListParagraph"/>
               <w:numPr>
                 <w:ilvl w:val="0"/>
                 <w:numId w:val="20"/>
@@ -9337,25 +9111,7 @@
                 <w:sz w:val="24"/>
                 <w:szCs w:val="24"/>
               </w:rPr>
-              <w:t xml:space="preserve"> </w:t>
-            </w:r>
-            <w:proofErr w:type="spellStart"/>
-            <w:r>
-              <w:rPr>
-                <w:rFonts w:ascii="Times New Roman" w:hAnsi="Times New Roman"/>
-                <w:sz w:val="24"/>
-                <w:szCs w:val="24"/>
-              </w:rPr>
-              <w:t>nama</w:t>
-            </w:r>
-            <w:proofErr w:type="spellEnd"/>
-            <w:r>
-              <w:rPr>
-                <w:rFonts w:ascii="Times New Roman" w:hAnsi="Times New Roman"/>
-                <w:sz w:val="24"/>
-                <w:szCs w:val="24"/>
-              </w:rPr>
-              <w:t xml:space="preserve"> kata </w:t>
+              <w:t xml:space="preserve"> nama kata </w:t>
             </w:r>
             <w:proofErr w:type="spellStart"/>
             <w:r>
@@ -9432,7 +9188,7 @@
           </w:p>
           <w:p>
             <w:pPr>
-              <w:pStyle w:val="DaftarParagraf"/>
+              <w:pStyle w:val="ListParagraph"/>
               <w:numPr>
                 <w:ilvl w:val="0"/>
                 <w:numId w:val="20"/>
@@ -9461,25 +9217,7 @@
                 <w:sz w:val="24"/>
                 <w:szCs w:val="24"/>
               </w:rPr>
-              <w:t xml:space="preserve"> </w:t>
-            </w:r>
-            <w:proofErr w:type="spellStart"/>
-            <w:r>
-              <w:rPr>
-                <w:rFonts w:ascii="Times New Roman" w:hAnsi="Times New Roman"/>
-                <w:sz w:val="24"/>
-                <w:szCs w:val="24"/>
-              </w:rPr>
-              <w:t>nama-nama</w:t>
-            </w:r>
-            <w:proofErr w:type="spellEnd"/>
-            <w:r>
-              <w:rPr>
-                <w:rFonts w:ascii="Times New Roman" w:hAnsi="Times New Roman"/>
-                <w:sz w:val="24"/>
-                <w:szCs w:val="24"/>
-              </w:rPr>
-              <w:t xml:space="preserve"> kata </w:t>
+              <w:t xml:space="preserve"> nama-nama kata </w:t>
             </w:r>
             <w:proofErr w:type="spellStart"/>
             <w:r>
@@ -9520,7 +9258,7 @@
           </w:p>
           <w:p>
             <w:pPr>
-              <w:pStyle w:val="DaftarParagraf"/>
+              <w:pStyle w:val="ListParagraph"/>
               <w:numPr>
                 <w:ilvl w:val="0"/>
                 <w:numId w:val="20"/>
@@ -9628,7 +9366,6 @@
         <w:tc>
           <w:tcPr>
             <w:tcW w:w="1577" w:type="pct"/>
-            <w:shd w:val="clear" w:color="auto" w:fill="auto"/>
           </w:tcPr>
           <w:p>
             <w:pPr>
@@ -9654,7 +9391,7 @@
           </w:p>
           <w:p>
             <w:pPr>
-              <w:pStyle w:val="DaftarParagraf"/>
+              <w:pStyle w:val="ListParagraph"/>
               <w:numPr>
                 <w:ilvl w:val="0"/>
                 <w:numId w:val="15"/>
@@ -9669,7 +9406,6 @@
                 <w:szCs w:val="24"/>
               </w:rPr>
             </w:pPr>
-            <w:proofErr w:type="spellStart"/>
             <w:r>
               <w:rPr>
                 <w:rFonts w:ascii="Times New Roman" w:hAnsi="Times New Roman"/>
@@ -9678,18 +9414,7 @@
                 <w:sz w:val="24"/>
                 <w:szCs w:val="24"/>
               </w:rPr>
-              <w:t>Cerita</w:t>
-            </w:r>
-            <w:proofErr w:type="spellEnd"/>
-            <w:r>
-              <w:rPr>
-                <w:rFonts w:ascii="Times New Roman" w:hAnsi="Times New Roman"/>
-                <w:color w:val="1C1C1C"/>
-                <w:w w:val="110"/>
-                <w:sz w:val="24"/>
-                <w:szCs w:val="24"/>
-              </w:rPr>
-              <w:t xml:space="preserve"> “</w:t>
+              <w:t>Cerita “</w:t>
             </w:r>
             <w:proofErr w:type="spellStart"/>
             <w:r>
@@ -9716,7 +9441,7 @@
           </w:p>
           <w:p>
             <w:pPr>
-              <w:pStyle w:val="DaftarParagraf"/>
+              <w:pStyle w:val="ListParagraph"/>
               <w:numPr>
                 <w:ilvl w:val="0"/>
                 <w:numId w:val="15"/>
@@ -9756,7 +9481,7 @@
           </w:p>
           <w:p>
             <w:pPr>
-              <w:pStyle w:val="DaftarParagraf"/>
+              <w:pStyle w:val="ListParagraph"/>
               <w:numPr>
                 <w:ilvl w:val="0"/>
                 <w:numId w:val="15"/>
@@ -9769,7 +9494,6 @@
                 <w:szCs w:val="20"/>
               </w:rPr>
             </w:pPr>
-            <w:proofErr w:type="spellStart"/>
             <w:r>
               <w:rPr>
                 <w:rFonts w:ascii="Times New Roman" w:hAnsi="Times New Roman"/>
@@ -9778,23 +9502,12 @@
                 <w:sz w:val="24"/>
                 <w:szCs w:val="24"/>
               </w:rPr>
-              <w:t>Suku</w:t>
-            </w:r>
-            <w:proofErr w:type="spellEnd"/>
-            <w:r>
-              <w:rPr>
-                <w:rFonts w:ascii="Times New Roman" w:hAnsi="Times New Roman"/>
-                <w:color w:val="1C1C1C"/>
-                <w:w w:val="110"/>
-                <w:sz w:val="24"/>
-                <w:szCs w:val="24"/>
-              </w:rPr>
-              <w:t xml:space="preserve"> kata</w:t>
+              <w:t>Suku kata</w:t>
             </w:r>
           </w:p>
           <w:p>
             <w:pPr>
-              <w:pStyle w:val="DaftarParagraf"/>
+              <w:pStyle w:val="ListParagraph"/>
               <w:numPr>
                 <w:ilvl w:val="0"/>
                 <w:numId w:val="15"/>
@@ -9856,7 +9569,6 @@
         <w:tc>
           <w:tcPr>
             <w:tcW w:w="620" w:type="pct"/>
-            <w:shd w:val="clear" w:color="auto" w:fill="auto"/>
           </w:tcPr>
           <w:p>
             <w:pPr>
@@ -9887,7 +9599,6 @@
         <w:tc>
           <w:tcPr>
             <w:tcW w:w="307" w:type="pct"/>
-            <w:shd w:val="clear" w:color="auto" w:fill="auto"/>
           </w:tcPr>
           <w:p>
             <w:pPr>
@@ -9913,11 +9624,10 @@
         <w:tc>
           <w:tcPr>
             <w:tcW w:w="2496" w:type="pct"/>
-            <w:shd w:val="clear" w:color="auto" w:fill="auto"/>
           </w:tcPr>
           <w:p>
             <w:pPr>
-              <w:pStyle w:val="DaftarParagraf"/>
+              <w:pStyle w:val="ListParagraph"/>
               <w:numPr>
                 <w:ilvl w:val="0"/>
                 <w:numId w:val="21"/>
@@ -10041,7 +9751,7 @@
           </w:p>
           <w:p>
             <w:pPr>
-              <w:pStyle w:val="DaftarParagraf"/>
+              <w:pStyle w:val="ListParagraph"/>
               <w:numPr>
                 <w:ilvl w:val="0"/>
                 <w:numId w:val="21"/>
@@ -10124,25 +9834,7 @@
                 <w:sz w:val="24"/>
                 <w:szCs w:val="24"/>
               </w:rPr>
-              <w:t xml:space="preserve"> </w:t>
-            </w:r>
-            <w:proofErr w:type="spellStart"/>
-            <w:r>
-              <w:rPr>
-                <w:rFonts w:ascii="Times New Roman" w:hAnsi="Times New Roman"/>
-                <w:sz w:val="24"/>
-                <w:szCs w:val="24"/>
-              </w:rPr>
-              <w:t>kiri</w:t>
-            </w:r>
-            <w:proofErr w:type="spellEnd"/>
-            <w:r>
-              <w:rPr>
-                <w:rFonts w:ascii="Times New Roman" w:hAnsi="Times New Roman"/>
-                <w:sz w:val="24"/>
-                <w:szCs w:val="24"/>
-              </w:rPr>
-              <w:t xml:space="preserve"> dan </w:t>
+              <w:t xml:space="preserve"> kiri dan </w:t>
             </w:r>
             <w:proofErr w:type="spellStart"/>
             <w:r>
@@ -10183,7 +9875,7 @@
           </w:p>
           <w:p>
             <w:pPr>
-              <w:pStyle w:val="DaftarParagraf"/>
+              <w:pStyle w:val="ListParagraph"/>
               <w:numPr>
                 <w:ilvl w:val="0"/>
                 <w:numId w:val="21"/>
@@ -10212,25 +9904,7 @@
                 <w:sz w:val="24"/>
                 <w:szCs w:val="24"/>
               </w:rPr>
-              <w:t xml:space="preserve"> </w:t>
-            </w:r>
-            <w:proofErr w:type="spellStart"/>
-            <w:r>
-              <w:rPr>
-                <w:rFonts w:ascii="Times New Roman" w:hAnsi="Times New Roman"/>
-                <w:sz w:val="24"/>
-                <w:szCs w:val="24"/>
-              </w:rPr>
-              <w:t>nama</w:t>
-            </w:r>
-            <w:proofErr w:type="spellEnd"/>
-            <w:r>
-              <w:rPr>
-                <w:rFonts w:ascii="Times New Roman" w:hAnsi="Times New Roman"/>
-                <w:sz w:val="24"/>
-                <w:szCs w:val="24"/>
-              </w:rPr>
-              <w:t xml:space="preserve"> </w:t>
+              <w:t xml:space="preserve"> nama </w:t>
             </w:r>
             <w:proofErr w:type="spellStart"/>
             <w:r>
@@ -10284,25 +9958,7 @@
                 <w:sz w:val="24"/>
                 <w:szCs w:val="24"/>
               </w:rPr>
-              <w:t xml:space="preserve"> </w:t>
-            </w:r>
-            <w:proofErr w:type="spellStart"/>
-            <w:r>
-              <w:rPr>
-                <w:rFonts w:ascii="Times New Roman" w:hAnsi="Times New Roman"/>
-                <w:sz w:val="24"/>
-                <w:szCs w:val="24"/>
-              </w:rPr>
-              <w:t>kiri</w:t>
-            </w:r>
-            <w:proofErr w:type="spellEnd"/>
-            <w:r>
-              <w:rPr>
-                <w:rFonts w:ascii="Times New Roman" w:hAnsi="Times New Roman"/>
-                <w:sz w:val="24"/>
-                <w:szCs w:val="24"/>
-              </w:rPr>
-              <w:t xml:space="preserve"> dan </w:t>
+              <w:t xml:space="preserve"> kiri dan </w:t>
             </w:r>
             <w:proofErr w:type="spellStart"/>
             <w:r>
@@ -10325,7 +9981,7 @@
           </w:p>
           <w:p>
             <w:pPr>
-              <w:pStyle w:val="DaftarParagraf"/>
+              <w:pStyle w:val="ListParagraph"/>
               <w:numPr>
                 <w:ilvl w:val="0"/>
                 <w:numId w:val="21"/>
@@ -10345,6 +10001,7 @@
                 <w:sz w:val="24"/>
                 <w:szCs w:val="24"/>
               </w:rPr>
+              <w:lastRenderedPageBreak/>
               <w:t>Berlatih</w:t>
             </w:r>
             <w:proofErr w:type="spellEnd"/>
@@ -10444,26 +10101,7 @@
                 <w:sz w:val="24"/>
                 <w:szCs w:val="24"/>
               </w:rPr>
-              <w:t xml:space="preserve"> dan </w:t>
-            </w:r>
-            <w:proofErr w:type="spellStart"/>
-            <w:r>
-              <w:rPr>
-                <w:rFonts w:ascii="Times New Roman" w:hAnsi="Times New Roman"/>
-                <w:sz w:val="24"/>
-                <w:szCs w:val="24"/>
-              </w:rPr>
-              <w:lastRenderedPageBreak/>
-              <w:t>nama</w:t>
-            </w:r>
-            <w:proofErr w:type="spellEnd"/>
-            <w:r>
-              <w:rPr>
-                <w:rFonts w:ascii="Times New Roman" w:hAnsi="Times New Roman"/>
-                <w:sz w:val="24"/>
-                <w:szCs w:val="24"/>
-              </w:rPr>
-              <w:t xml:space="preserve"> </w:t>
+              <w:t xml:space="preserve"> dan nama </w:t>
             </w:r>
             <w:proofErr w:type="spellStart"/>
             <w:r>
@@ -10522,7 +10160,7 @@
           </w:p>
           <w:p>
             <w:pPr>
-              <w:pStyle w:val="DaftarParagraf"/>
+              <w:pStyle w:val="ListParagraph"/>
               <w:numPr>
                 <w:ilvl w:val="0"/>
                 <w:numId w:val="21"/>
@@ -10664,7 +10302,7 @@
           </w:p>
           <w:p>
             <w:pPr>
-              <w:pStyle w:val="DaftarParagraf"/>
+              <w:pStyle w:val="ListParagraph"/>
               <w:numPr>
                 <w:ilvl w:val="0"/>
                 <w:numId w:val="21"/>
@@ -10800,7 +10438,6 @@
         <w:tc>
           <w:tcPr>
             <w:tcW w:w="1577" w:type="pct"/>
-            <w:shd w:val="clear" w:color="auto" w:fill="auto"/>
           </w:tcPr>
           <w:p>
             <w:pPr>
@@ -10827,7 +10464,7 @@
           </w:p>
           <w:p>
             <w:pPr>
-              <w:pStyle w:val="DaftarParagraf"/>
+              <w:pStyle w:val="ListParagraph"/>
               <w:numPr>
                 <w:ilvl w:val="0"/>
                 <w:numId w:val="17"/>
@@ -10867,7 +10504,7 @@
           </w:p>
           <w:p>
             <w:pPr>
-              <w:pStyle w:val="DaftarParagraf"/>
+              <w:pStyle w:val="ListParagraph"/>
               <w:numPr>
                 <w:ilvl w:val="0"/>
                 <w:numId w:val="17"/>
@@ -10902,29 +10539,7 @@
                 <w:sz w:val="24"/>
                 <w:szCs w:val="24"/>
               </w:rPr>
-              <w:t xml:space="preserve"> </w:t>
-            </w:r>
-            <w:proofErr w:type="spellStart"/>
-            <w:r>
-              <w:rPr>
-                <w:rFonts w:ascii="Times New Roman" w:hAnsi="Times New Roman"/>
-                <w:color w:val="1C1C1C"/>
-                <w:w w:val="110"/>
-                <w:sz w:val="24"/>
-                <w:szCs w:val="24"/>
-              </w:rPr>
-              <w:t>kiri</w:t>
-            </w:r>
-            <w:proofErr w:type="spellEnd"/>
-            <w:r>
-              <w:rPr>
-                <w:rFonts w:ascii="Times New Roman" w:hAnsi="Times New Roman"/>
-                <w:color w:val="1C1C1C"/>
-                <w:w w:val="110"/>
-                <w:sz w:val="24"/>
-                <w:szCs w:val="24"/>
-              </w:rPr>
-              <w:t xml:space="preserve"> dan </w:t>
+              <w:t xml:space="preserve"> kiri dan </w:t>
             </w:r>
             <w:proofErr w:type="spellStart"/>
             <w:r>
@@ -10941,7 +10556,7 @@
           </w:p>
           <w:p>
             <w:pPr>
-              <w:pStyle w:val="DaftarParagraf"/>
+              <w:pStyle w:val="ListParagraph"/>
               <w:numPr>
                 <w:ilvl w:val="0"/>
                 <w:numId w:val="17"/>
@@ -10964,6 +10579,7 @@
                 <w:sz w:val="24"/>
                 <w:szCs w:val="24"/>
               </w:rPr>
+              <w:lastRenderedPageBreak/>
               <w:t xml:space="preserve">Benda yang </w:t>
             </w:r>
             <w:proofErr w:type="spellStart"/>
@@ -11008,35 +10624,12 @@
                 <w:sz w:val="24"/>
                 <w:szCs w:val="24"/>
               </w:rPr>
-              <w:t xml:space="preserve"> </w:t>
-            </w:r>
-            <w:r>
-              <w:rPr>
-                <w:rFonts w:ascii="Times New Roman" w:hAnsi="Times New Roman"/>
-                <w:color w:val="1C1C1C"/>
-                <w:w w:val="110"/>
-                <w:sz w:val="24"/>
-                <w:szCs w:val="24"/>
-              </w:rPr>
-              <w:lastRenderedPageBreak/>
-              <w:t xml:space="preserve">dan </w:t>
-            </w:r>
-            <w:proofErr w:type="spellStart"/>
-            <w:r>
-              <w:rPr>
-                <w:rFonts w:ascii="Times New Roman" w:hAnsi="Times New Roman"/>
-                <w:color w:val="1C1C1C"/>
-                <w:w w:val="110"/>
-                <w:sz w:val="24"/>
-                <w:szCs w:val="24"/>
-              </w:rPr>
-              <w:t>kiri</w:t>
-            </w:r>
-            <w:proofErr w:type="spellEnd"/>
+              <w:t xml:space="preserve"> dan kiri</w:t>
+            </w:r>
           </w:p>
           <w:p>
             <w:pPr>
-              <w:pStyle w:val="DaftarParagraf"/>
+              <w:pStyle w:val="ListParagraph"/>
               <w:numPr>
                 <w:ilvl w:val="0"/>
                 <w:numId w:val="17"/>
@@ -11051,7 +10644,6 @@
                 <w:szCs w:val="24"/>
               </w:rPr>
             </w:pPr>
-            <w:proofErr w:type="spellStart"/>
             <w:r>
               <w:rPr>
                 <w:rFonts w:ascii="Times New Roman" w:hAnsi="Times New Roman"/>
@@ -11060,18 +10652,7 @@
                 <w:sz w:val="24"/>
                 <w:szCs w:val="24"/>
               </w:rPr>
-              <w:t>Katakata</w:t>
-            </w:r>
-            <w:proofErr w:type="spellEnd"/>
-            <w:r>
-              <w:rPr>
-                <w:rFonts w:ascii="Times New Roman" w:hAnsi="Times New Roman"/>
-                <w:color w:val="1C1C1C"/>
-                <w:w w:val="110"/>
-                <w:sz w:val="24"/>
-                <w:szCs w:val="24"/>
-              </w:rPr>
-              <w:t xml:space="preserve"> yang </w:t>
+              <w:t xml:space="preserve">Katakata yang </w:t>
             </w:r>
             <w:proofErr w:type="spellStart"/>
             <w:r>
@@ -11132,7 +10713,7 @@
           </w:p>
           <w:p>
             <w:pPr>
-              <w:pStyle w:val="DaftarParagraf"/>
+              <w:pStyle w:val="ListParagraph"/>
               <w:numPr>
                 <w:ilvl w:val="0"/>
                 <w:numId w:val="17"/>
@@ -11192,7 +10773,7 @@
           </w:p>
           <w:p>
             <w:pPr>
-              <w:pStyle w:val="DaftarParagraf"/>
+              <w:pStyle w:val="ListParagraph"/>
               <w:numPr>
                 <w:ilvl w:val="0"/>
                 <w:numId w:val="17"/>
@@ -11266,7 +10847,6 @@
         <w:tc>
           <w:tcPr>
             <w:tcW w:w="620" w:type="pct"/>
-            <w:shd w:val="clear" w:color="auto" w:fill="auto"/>
           </w:tcPr>
           <w:p>
             <w:pPr>
@@ -11304,7 +10884,7 @@
           </w:tcPr>
           <w:p>
             <w:pPr>
-              <w:pStyle w:val="DaftarParagraf"/>
+              <w:pStyle w:val="ListParagraph"/>
               <w:spacing w:before="60" w:after="60" w:line="240" w:lineRule="auto"/>
               <w:ind w:left="0"/>
               <w:contextualSpacing w:val="0"/>
@@ -11348,7 +10928,7 @@
           </w:tcPr>
           <w:p>
             <w:pPr>
-              <w:pStyle w:val="DaftarParagraf"/>
+              <w:pStyle w:val="ListParagraph"/>
               <w:spacing w:before="60" w:after="60" w:line="240" w:lineRule="auto"/>
               <w:ind w:left="0"/>
               <w:contextualSpacing w:val="0"/>
@@ -11383,7 +10963,7 @@
           </w:tcPr>
           <w:p>
             <w:pPr>
-              <w:pStyle w:val="DaftarParagraf"/>
+              <w:pStyle w:val="ListParagraph"/>
               <w:spacing w:before="60" w:after="60" w:line="240" w:lineRule="auto"/>
               <w:ind w:left="0"/>
               <w:contextualSpacing w:val="0"/>
@@ -11417,7 +10997,7 @@
           </w:tcPr>
           <w:p>
             <w:pPr>
-              <w:pStyle w:val="DaftarParagraf"/>
+              <w:pStyle w:val="ListParagraph"/>
               <w:spacing w:before="60" w:after="60" w:line="240" w:lineRule="auto"/>
               <w:ind w:left="0"/>
               <w:contextualSpacing w:val="0"/>
@@ -11644,20 +11224,8 @@
                 <w:u w:val="single"/>
                 <w:lang w:val="id-ID"/>
               </w:rPr>
-              <w:t xml:space="preserve">Ai Kulsum Nuryani, </w:t>
-            </w:r>
-            <w:proofErr w:type="spellStart"/>
-            <w:r>
-              <w:rPr>
-                <w:rFonts w:ascii="Times New Roman" w:hAnsi="Times New Roman"/>
-                <w:b/>
-                <w:sz w:val="24"/>
-                <w:u w:val="single"/>
-                <w:lang w:val="id-ID"/>
-              </w:rPr>
-              <w:t>M.Pd</w:t>
-            </w:r>
-            <w:proofErr w:type="spellEnd"/>
+              <w:t>Ai Kulsum Nuryani, M.Pd</w:t>
+            </w:r>
           </w:p>
           <w:p>
             <w:pPr>
@@ -11849,20 +11417,8 @@
                 <w:u w:val="single"/>
                 <w:lang w:val="id-ID"/>
               </w:rPr>
-              <w:t xml:space="preserve">Sri Dewi Yulia, </w:t>
-            </w:r>
-            <w:proofErr w:type="spellStart"/>
-            <w:r>
-              <w:rPr>
-                <w:rFonts w:ascii="Times New Roman" w:hAnsi="Times New Roman"/>
-                <w:b/>
-                <w:sz w:val="24"/>
-                <w:u w:val="single"/>
-                <w:lang w:val="id-ID"/>
-              </w:rPr>
-              <w:t>S.Pd</w:t>
-            </w:r>
-            <w:proofErr w:type="spellEnd"/>
+              <w:t>Sri Dewi Yulia, S.Pd</w:t>
+            </w:r>
           </w:p>
           <w:p>
             <w:pPr>
@@ -11910,7 +11466,7 @@
 </file>
 
 <file path=word/endnotes.xml><?xml version="1.0" encoding="utf-8"?>
-<w:endnotes xmlns:wpc="http://schemas.microsoft.com/office/word/2010/wordprocessingCanvas" xmlns:cx="http://schemas.microsoft.com/office/drawing/2014/chartex" xmlns:cx1="http://schemas.microsoft.com/office/drawing/2015/9/8/chartex" xmlns:cx2="http://schemas.microsoft.com/office/drawing/2015/10/21/chartex" xmlns:cx3="http://schemas.microsoft.com/office/drawing/2016/5/9/chartex" xmlns:cx4="http://schemas.microsoft.com/office/drawing/2016/5/10/chartex" xmlns:cx5="http://schemas.microsoft.com/office/drawing/2016/5/11/chartex" xmlns:cx6="http://schemas.microsoft.com/office/drawing/2016/5/12/chartex" xmlns:cx7="http://schemas.microsoft.com/office/drawing/2016/5/13/chartex" xmlns:cx8="http://schemas.microsoft.com/office/drawing/2016/5/14/chartex" xmlns:mc="http://schemas.openxmlformats.org/markup-compatibility/2006" xmlns:aink="http://schemas.microsoft.com/office/drawing/2016/ink" xmlns:am3d="http://schemas.microsoft.com/office/drawing/2017/model3d" xmlns:o="urn:schemas-microsoft-com:office:office" xmlns:oel="http://schemas.microsoft.com/office/2019/extlst" xmlns:r="http://schemas.openxmlformats.org/officeDocument/2006/relationships" xmlns:m="http://schemas.openxmlformats.org/officeDocument/2006/math" xmlns:v="urn:schemas-microsoft-com:vml" xmlns:wp14="http://schemas.microsoft.com/office/word/2010/wordprocessingDrawing" xmlns:wp="http://schemas.openxmlformats.org/drawingml/2006/wordprocessingDrawing" xmlns:w10="urn:schemas-microsoft-com:office:word" xmlns:w="http://schemas.openxmlformats.org/wordprocessingml/2006/main" xmlns:w14="http://schemas.microsoft.com/office/word/2010/wordml" xmlns:w15="http://schemas.microsoft.com/office/word/2012/wordml" xmlns:w16cex="http://schemas.microsoft.com/office/word/2018/wordml/cex" xmlns:w16cid="http://schemas.microsoft.com/office/word/2016/wordml/cid" xmlns:w16="http://schemas.microsoft.com/office/word/2018/wordml" xmlns:w16sdtdh="http://schemas.microsoft.com/office/word/2020/wordml/sdtdatahash" xmlns:w16se="http://schemas.microsoft.com/office/word/2015/wordml/symex" xmlns:wpg="http://schemas.microsoft.com/office/word/2010/wordprocessingGroup" xmlns:wpi="http://schemas.microsoft.com/office/word/2010/wordprocessingInk" xmlns:wne="http://schemas.microsoft.com/office/word/2006/wordml" xmlns:wps="http://schemas.microsoft.com/office/word/2010/wordprocessingShape" mc:Ignorable="w14 w15 w16se w16cid w16 w16cex w16sdtdh wp14">
+<w:endnotes xmlns:wpc="http://schemas.microsoft.com/office/word/2010/wordprocessingCanvas" xmlns:cx="http://schemas.microsoft.com/office/drawing/2014/chartex" xmlns:cx1="http://schemas.microsoft.com/office/drawing/2015/9/8/chartex" xmlns:cx2="http://schemas.microsoft.com/office/drawing/2015/10/21/chartex" xmlns:cx3="http://schemas.microsoft.com/office/drawing/2016/5/9/chartex" xmlns:cx4="http://schemas.microsoft.com/office/drawing/2016/5/10/chartex" xmlns:cx5="http://schemas.microsoft.com/office/drawing/2016/5/11/chartex" xmlns:cx6="http://schemas.microsoft.com/office/drawing/2016/5/12/chartex" xmlns:cx7="http://schemas.microsoft.com/office/drawing/2016/5/13/chartex" xmlns:cx8="http://schemas.microsoft.com/office/drawing/2016/5/14/chartex" xmlns:mc="http://schemas.openxmlformats.org/markup-compatibility/2006" xmlns:aink="http://schemas.microsoft.com/office/drawing/2016/ink" xmlns:am3d="http://schemas.microsoft.com/office/drawing/2017/model3d" xmlns:o="urn:schemas-microsoft-com:office:office" xmlns:oel="http://schemas.microsoft.com/office/2019/extlst" xmlns:r="http://schemas.openxmlformats.org/officeDocument/2006/relationships" xmlns:m="http://schemas.openxmlformats.org/officeDocument/2006/math" xmlns:v="urn:schemas-microsoft-com:vml" xmlns:wp14="http://schemas.microsoft.com/office/word/2010/wordprocessingDrawing" xmlns:wp="http://schemas.openxmlformats.org/drawingml/2006/wordprocessingDrawing" xmlns:w10="urn:schemas-microsoft-com:office:word" xmlns:w="http://schemas.openxmlformats.org/wordprocessingml/2006/main" xmlns:w14="http://schemas.microsoft.com/office/word/2010/wordml" xmlns:w15="http://schemas.microsoft.com/office/word/2012/wordml" xmlns:w16cex="http://schemas.microsoft.com/office/word/2018/wordml/cex" xmlns:w16cid="http://schemas.microsoft.com/office/word/2016/wordml/cid" xmlns:w16="http://schemas.microsoft.com/office/word/2018/wordml" xmlns:w16du="http://schemas.microsoft.com/office/word/2023/wordml/word16du" xmlns:w16sdtdh="http://schemas.microsoft.com/office/word/2020/wordml/sdtdatahash" xmlns:w16sdtfl="http://schemas.microsoft.com/office/word/2024/wordml/sdtformatlock" xmlns:w16se="http://schemas.microsoft.com/office/word/2015/wordml/symex" xmlns:wpg="http://schemas.microsoft.com/office/word/2010/wordprocessingGroup" xmlns:wpi="http://schemas.microsoft.com/office/word/2010/wordprocessingInk" xmlns:wne="http://schemas.microsoft.com/office/word/2006/wordml" xmlns:wps="http://schemas.microsoft.com/office/word/2010/wordprocessingShape" mc:Ignorable="w14 w15 w16se w16cid w16 w16cex w16sdtdh w16sdtfl w16du wp14">
   <w:endnote w:type="separator" w:id="-1">
     <w:p>
       <w:pPr>
@@ -11935,7 +11491,7 @@
 </file>
 
 <file path=word/footnotes.xml><?xml version="1.0" encoding="utf-8"?>
-<w:footnotes xmlns:wpc="http://schemas.microsoft.com/office/word/2010/wordprocessingCanvas" xmlns:cx="http://schemas.microsoft.com/office/drawing/2014/chartex" xmlns:cx1="http://schemas.microsoft.com/office/drawing/2015/9/8/chartex" xmlns:cx2="http://schemas.microsoft.com/office/drawing/2015/10/21/chartex" xmlns:cx3="http://schemas.microsoft.com/office/drawing/2016/5/9/chartex" xmlns:cx4="http://schemas.microsoft.com/office/drawing/2016/5/10/chartex" xmlns:cx5="http://schemas.microsoft.com/office/drawing/2016/5/11/chartex" xmlns:cx6="http://schemas.microsoft.com/office/drawing/2016/5/12/chartex" xmlns:cx7="http://schemas.microsoft.com/office/drawing/2016/5/13/chartex" xmlns:cx8="http://schemas.microsoft.com/office/drawing/2016/5/14/chartex" xmlns:mc="http://schemas.openxmlformats.org/markup-compatibility/2006" xmlns:aink="http://schemas.microsoft.com/office/drawing/2016/ink" xmlns:am3d="http://schemas.microsoft.com/office/drawing/2017/model3d" xmlns:o="urn:schemas-microsoft-com:office:office" xmlns:oel="http://schemas.microsoft.com/office/2019/extlst" xmlns:r="http://schemas.openxmlformats.org/officeDocument/2006/relationships" xmlns:m="http://schemas.openxmlformats.org/officeDocument/2006/math" xmlns:v="urn:schemas-microsoft-com:vml" xmlns:wp14="http://schemas.microsoft.com/office/word/2010/wordprocessingDrawing" xmlns:wp="http://schemas.openxmlformats.org/drawingml/2006/wordprocessingDrawing" xmlns:w10="urn:schemas-microsoft-com:office:word" xmlns:w="http://schemas.openxmlformats.org/wordprocessingml/2006/main" xmlns:w14="http://schemas.microsoft.com/office/word/2010/wordml" xmlns:w15="http://schemas.microsoft.com/office/word/2012/wordml" xmlns:w16cex="http://schemas.microsoft.com/office/word/2018/wordml/cex" xmlns:w16cid="http://schemas.microsoft.com/office/word/2016/wordml/cid" xmlns:w16="http://schemas.microsoft.com/office/word/2018/wordml" xmlns:w16sdtdh="http://schemas.microsoft.com/office/word/2020/wordml/sdtdatahash" xmlns:w16se="http://schemas.microsoft.com/office/word/2015/wordml/symex" xmlns:wpg="http://schemas.microsoft.com/office/word/2010/wordprocessingGroup" xmlns:wpi="http://schemas.microsoft.com/office/word/2010/wordprocessingInk" xmlns:wne="http://schemas.microsoft.com/office/word/2006/wordml" xmlns:wps="http://schemas.microsoft.com/office/word/2010/wordprocessingShape" mc:Ignorable="w14 w15 w16se w16cid w16 w16cex w16sdtdh wp14">
+<w:footnotes xmlns:wpc="http://schemas.microsoft.com/office/word/2010/wordprocessingCanvas" xmlns:cx="http://schemas.microsoft.com/office/drawing/2014/chartex" xmlns:cx1="http://schemas.microsoft.com/office/drawing/2015/9/8/chartex" xmlns:cx2="http://schemas.microsoft.com/office/drawing/2015/10/21/chartex" xmlns:cx3="http://schemas.microsoft.com/office/drawing/2016/5/9/chartex" xmlns:cx4="http://schemas.microsoft.com/office/drawing/2016/5/10/chartex" xmlns:cx5="http://schemas.microsoft.com/office/drawing/2016/5/11/chartex" xmlns:cx6="http://schemas.microsoft.com/office/drawing/2016/5/12/chartex" xmlns:cx7="http://schemas.microsoft.com/office/drawing/2016/5/13/chartex" xmlns:cx8="http://schemas.microsoft.com/office/drawing/2016/5/14/chartex" xmlns:mc="http://schemas.openxmlformats.org/markup-compatibility/2006" xmlns:aink="http://schemas.microsoft.com/office/drawing/2016/ink" xmlns:am3d="http://schemas.microsoft.com/office/drawing/2017/model3d" xmlns:o="urn:schemas-microsoft-com:office:office" xmlns:oel="http://schemas.microsoft.com/office/2019/extlst" xmlns:r="http://schemas.openxmlformats.org/officeDocument/2006/relationships" xmlns:m="http://schemas.openxmlformats.org/officeDocument/2006/math" xmlns:v="urn:schemas-microsoft-com:vml" xmlns:wp14="http://schemas.microsoft.com/office/word/2010/wordprocessingDrawing" xmlns:wp="http://schemas.openxmlformats.org/drawingml/2006/wordprocessingDrawing" xmlns:w10="urn:schemas-microsoft-com:office:word" xmlns:w="http://schemas.openxmlformats.org/wordprocessingml/2006/main" xmlns:w14="http://schemas.microsoft.com/office/word/2010/wordml" xmlns:w15="http://schemas.microsoft.com/office/word/2012/wordml" xmlns:w16cex="http://schemas.microsoft.com/office/word/2018/wordml/cex" xmlns:w16cid="http://schemas.microsoft.com/office/word/2016/wordml/cid" xmlns:w16="http://schemas.microsoft.com/office/word/2018/wordml" xmlns:w16du="http://schemas.microsoft.com/office/word/2023/wordml/word16du" xmlns:w16sdtdh="http://schemas.microsoft.com/office/word/2020/wordml/sdtdatahash" xmlns:w16sdtfl="http://schemas.microsoft.com/office/word/2024/wordml/sdtformatlock" xmlns:w16se="http://schemas.microsoft.com/office/word/2015/wordml/symex" xmlns:wpg="http://schemas.microsoft.com/office/word/2010/wordprocessingGroup" xmlns:wpi="http://schemas.microsoft.com/office/word/2010/wordprocessingInk" xmlns:wne="http://schemas.microsoft.com/office/word/2006/wordml" xmlns:wps="http://schemas.microsoft.com/office/word/2010/wordprocessingShape" mc:Ignorable="w14 w15 w16se w16cid w16 w16cex w16sdtdh w16sdtfl w16du wp14">
   <w:footnote w:type="separator" w:id="-1">
     <w:p>
       <w:pPr>
@@ -11960,7 +11516,7 @@
 </file>
 
 <file path=word/numbering.xml><?xml version="1.0" encoding="utf-8"?>
-<w:numbering xmlns:wpc="http://schemas.microsoft.com/office/word/2010/wordprocessingCanvas" xmlns:cx="http://schemas.microsoft.com/office/drawing/2014/chartex" xmlns:cx1="http://schemas.microsoft.com/office/drawing/2015/9/8/chartex" xmlns:cx2="http://schemas.microsoft.com/office/drawing/2015/10/21/chartex" xmlns:cx3="http://schemas.microsoft.com/office/drawing/2016/5/9/chartex" xmlns:cx4="http://schemas.microsoft.com/office/drawing/2016/5/10/chartex" xmlns:cx5="http://schemas.microsoft.com/office/drawing/2016/5/11/chartex" xmlns:cx6="http://schemas.microsoft.com/office/drawing/2016/5/12/chartex" xmlns:cx7="http://schemas.microsoft.com/office/drawing/2016/5/13/chartex" xmlns:cx8="http://schemas.microsoft.com/office/drawing/2016/5/14/chartex" xmlns:mc="http://schemas.openxmlformats.org/markup-compatibility/2006" xmlns:aink="http://schemas.microsoft.com/office/drawing/2016/ink" xmlns:am3d="http://schemas.microsoft.com/office/drawing/2017/model3d" xmlns:o="urn:schemas-microsoft-com:office:office" xmlns:oel="http://schemas.microsoft.com/office/2019/extlst" xmlns:r="http://schemas.openxmlformats.org/officeDocument/2006/relationships" xmlns:m="http://schemas.openxmlformats.org/officeDocument/2006/math" xmlns:v="urn:schemas-microsoft-com:vml" xmlns:wp14="http://schemas.microsoft.com/office/word/2010/wordprocessingDrawing" xmlns:wp="http://schemas.openxmlformats.org/drawingml/2006/wordprocessingDrawing" xmlns:w10="urn:schemas-microsoft-com:office:word" xmlns:w="http://schemas.openxmlformats.org/wordprocessingml/2006/main" xmlns:w14="http://schemas.microsoft.com/office/word/2010/wordml" xmlns:w15="http://schemas.microsoft.com/office/word/2012/wordml" xmlns:w16cex="http://schemas.microsoft.com/office/word/2018/wordml/cex" xmlns:w16cid="http://schemas.microsoft.com/office/word/2016/wordml/cid" xmlns:w16="http://schemas.microsoft.com/office/word/2018/wordml" xmlns:w16sdtdh="http://schemas.microsoft.com/office/word/2020/wordml/sdtdatahash" xmlns:w16se="http://schemas.microsoft.com/office/word/2015/wordml/symex" xmlns:wpg="http://schemas.microsoft.com/office/word/2010/wordprocessingGroup" xmlns:wpi="http://schemas.microsoft.com/office/word/2010/wordprocessingInk" xmlns:wne="http://schemas.microsoft.com/office/word/2006/wordml" xmlns:wps="http://schemas.microsoft.com/office/word/2010/wordprocessingShape" mc:Ignorable="w14 w15 w16se w16cid w16 w16cex w16sdtdh wp14">
+<w:numbering xmlns:wpc="http://schemas.microsoft.com/office/word/2010/wordprocessingCanvas" xmlns:cx="http://schemas.microsoft.com/office/drawing/2014/chartex" xmlns:cx1="http://schemas.microsoft.com/office/drawing/2015/9/8/chartex" xmlns:cx2="http://schemas.microsoft.com/office/drawing/2015/10/21/chartex" xmlns:cx3="http://schemas.microsoft.com/office/drawing/2016/5/9/chartex" xmlns:cx4="http://schemas.microsoft.com/office/drawing/2016/5/10/chartex" xmlns:cx5="http://schemas.microsoft.com/office/drawing/2016/5/11/chartex" xmlns:cx6="http://schemas.microsoft.com/office/drawing/2016/5/12/chartex" xmlns:cx7="http://schemas.microsoft.com/office/drawing/2016/5/13/chartex" xmlns:cx8="http://schemas.microsoft.com/office/drawing/2016/5/14/chartex" xmlns:mc="http://schemas.openxmlformats.org/markup-compatibility/2006" xmlns:aink="http://schemas.microsoft.com/office/drawing/2016/ink" xmlns:am3d="http://schemas.microsoft.com/office/drawing/2017/model3d" xmlns:o="urn:schemas-microsoft-com:office:office" xmlns:oel="http://schemas.microsoft.com/office/2019/extlst" xmlns:r="http://schemas.openxmlformats.org/officeDocument/2006/relationships" xmlns:m="http://schemas.openxmlformats.org/officeDocument/2006/math" xmlns:v="urn:schemas-microsoft-com:vml" xmlns:wp14="http://schemas.microsoft.com/office/word/2010/wordprocessingDrawing" xmlns:wp="http://schemas.openxmlformats.org/drawingml/2006/wordprocessingDrawing" xmlns:w10="urn:schemas-microsoft-com:office:word" xmlns:w="http://schemas.openxmlformats.org/wordprocessingml/2006/main" xmlns:w14="http://schemas.microsoft.com/office/word/2010/wordml" xmlns:w15="http://schemas.microsoft.com/office/word/2012/wordml" xmlns:w16cex="http://schemas.microsoft.com/office/word/2018/wordml/cex" xmlns:w16cid="http://schemas.microsoft.com/office/word/2016/wordml/cid" xmlns:w16="http://schemas.microsoft.com/office/word/2018/wordml" xmlns:w16du="http://schemas.microsoft.com/office/word/2023/wordml/word16du" xmlns:w16sdtdh="http://schemas.microsoft.com/office/word/2020/wordml/sdtdatahash" xmlns:w16sdtfl="http://schemas.microsoft.com/office/word/2024/wordml/sdtformatlock" xmlns:w16se="http://schemas.microsoft.com/office/word/2015/wordml/symex" xmlns:wpg="http://schemas.microsoft.com/office/word/2010/wordprocessingGroup" xmlns:wpi="http://schemas.microsoft.com/office/word/2010/wordprocessingInk" xmlns:wne="http://schemas.microsoft.com/office/word/2006/wordml" xmlns:wps="http://schemas.microsoft.com/office/word/2010/wordprocessingShape" mc:Ignorable="w14 w15 w16se w16cid w16 w16cex w16sdtdh w16sdtfl w16du wp14">
   <w:abstractNum w:abstractNumId="0" w15:restartNumberingAfterBreak="0">
     <w:nsid w:val="026211B5"/>
     <w:multiLevelType w:val="hybridMultilevel"/>
@@ -14267,7 +13823,7 @@
 </file>
 
 <file path=word/styles.xml><?xml version="1.0" encoding="utf-8"?>
-<w:styles xmlns:mc="http://schemas.openxmlformats.org/markup-compatibility/2006" xmlns:r="http://schemas.openxmlformats.org/officeDocument/2006/relationships" xmlns:w="http://schemas.openxmlformats.org/wordprocessingml/2006/main" xmlns:w14="http://schemas.microsoft.com/office/word/2010/wordml" xmlns:w15="http://schemas.microsoft.com/office/word/2012/wordml" xmlns:w16cex="http://schemas.microsoft.com/office/word/2018/wordml/cex" xmlns:w16cid="http://schemas.microsoft.com/office/word/2016/wordml/cid" xmlns:w16="http://schemas.microsoft.com/office/word/2018/wordml" xmlns:w16sdtdh="http://schemas.microsoft.com/office/word/2020/wordml/sdtdatahash" xmlns:w16se="http://schemas.microsoft.com/office/word/2015/wordml/symex" mc:Ignorable="w14 w15 w16se w16cid w16 w16cex w16sdtdh">
+<w:styles xmlns:mc="http://schemas.openxmlformats.org/markup-compatibility/2006" xmlns:r="http://schemas.openxmlformats.org/officeDocument/2006/relationships" xmlns:w="http://schemas.openxmlformats.org/wordprocessingml/2006/main" xmlns:w14="http://schemas.microsoft.com/office/word/2010/wordml" xmlns:w15="http://schemas.microsoft.com/office/word/2012/wordml" xmlns:w16cex="http://schemas.microsoft.com/office/word/2018/wordml/cex" xmlns:w16cid="http://schemas.microsoft.com/office/word/2016/wordml/cid" xmlns:w16="http://schemas.microsoft.com/office/word/2018/wordml" xmlns:w16du="http://schemas.microsoft.com/office/word/2023/wordml/word16du" xmlns:w16sdtdh="http://schemas.microsoft.com/office/word/2020/wordml/sdtdatahash" xmlns:w16sdtfl="http://schemas.microsoft.com/office/word/2024/wordml/sdtformatlock" xmlns:w16se="http://schemas.microsoft.com/office/word/2015/wordml/symex" mc:Ignorable="w14 w15 w16se w16cid w16 w16cex w16sdtdh w16sdtfl w16du">
   <w:docDefaults>
     <w:rPrDefault>
       <w:rPr>
@@ -14668,11 +14224,11 @@
       <w:szCs w:val="22"/>
     </w:rPr>
   </w:style>
-  <w:style w:type="paragraph" w:styleId="Judul1">
+  <w:style w:type="paragraph" w:styleId="Heading1">
     <w:name w:val="heading 1"/>
     <w:basedOn w:val="Normal"/>
     <w:next w:val="Normal"/>
-    <w:link w:val="Judul1KAR"/>
+    <w:link w:val="Heading1Char"/>
     <w:uiPriority w:val="9"/>
     <w:qFormat/>
     <w:rsid w:val="00831954"/>
@@ -14692,11 +14248,11 @@
       <w:lang w:val="id-ID" w:eastAsia="id-ID"/>
     </w:rPr>
   </w:style>
-  <w:style w:type="paragraph" w:styleId="Judul8">
+  <w:style w:type="paragraph" w:styleId="Heading8">
     <w:name w:val="heading 8"/>
     <w:basedOn w:val="Normal"/>
     <w:next w:val="Normal"/>
-    <w:link w:val="Judul8KAR"/>
+    <w:link w:val="Heading8Char"/>
     <w:uiPriority w:val="9"/>
     <w:semiHidden/>
     <w:unhideWhenUsed/>
@@ -14718,13 +14274,13 @@
       <w:szCs w:val="24"/>
     </w:rPr>
   </w:style>
-  <w:style w:type="character" w:default="1" w:styleId="FontParagrafDefault">
+  <w:style w:type="character" w:default="1" w:styleId="DefaultParagraphFont">
     <w:name w:val="Default Paragraph Font"/>
     <w:uiPriority w:val="1"/>
     <w:semiHidden/>
     <w:unhideWhenUsed/>
   </w:style>
-  <w:style w:type="table" w:default="1" w:styleId="TabelNormal">
+  <w:style w:type="table" w:default="1" w:styleId="TableNormal">
     <w:name w:val="Normal Table"/>
     <w:uiPriority w:val="99"/>
     <w:semiHidden/>
@@ -14739,16 +14295,16 @@
       </w:tblCellMar>
     </w:tblPr>
   </w:style>
-  <w:style w:type="numbering" w:default="1" w:styleId="TidakAdaDaftar">
+  <w:style w:type="numbering" w:default="1" w:styleId="NoList">
     <w:name w:val="No List"/>
     <w:uiPriority w:val="99"/>
     <w:semiHidden/>
     <w:unhideWhenUsed/>
   </w:style>
-  <w:style w:type="character" w:customStyle="1" w:styleId="Judul1KAR">
-    <w:name w:val="Judul 1 KAR"/>
-    <w:basedOn w:val="FontParagrafDefault"/>
-    <w:link w:val="Judul1"/>
+  <w:style w:type="character" w:customStyle="1" w:styleId="Heading1Char">
+    <w:name w:val="Heading 1 Char"/>
+    <w:basedOn w:val="DefaultParagraphFont"/>
+    <w:link w:val="Heading1"/>
     <w:uiPriority w:val="9"/>
     <w:locked/>
     <w:rsid w:val="00831954"/>
@@ -14766,7 +14322,7 @@
   <w:style w:type="paragraph" w:styleId="Footer">
     <w:name w:val="footer"/>
     <w:basedOn w:val="Normal"/>
-    <w:link w:val="FooterKAR"/>
+    <w:link w:val="FooterChar"/>
     <w:uiPriority w:val="99"/>
     <w:unhideWhenUsed/>
     <w:rsid w:val="004D1EC8"/>
@@ -14778,9 +14334,9 @@
       <w:spacing w:after="0" w:line="240" w:lineRule="auto"/>
     </w:pPr>
   </w:style>
-  <w:style w:type="character" w:customStyle="1" w:styleId="FooterKAR">
-    <w:name w:val="Footer KAR"/>
-    <w:basedOn w:val="FontParagrafDefault"/>
+  <w:style w:type="character" w:customStyle="1" w:styleId="FooterChar">
+    <w:name w:val="Footer Char"/>
+    <w:basedOn w:val="DefaultParagraphFont"/>
     <w:link w:val="Footer"/>
     <w:uiPriority w:val="99"/>
     <w:locked/>
@@ -14791,8 +14347,8 @@
   </w:style>
   <w:style w:type="table" w:customStyle="1" w:styleId="TableGrid1">
     <w:name w:val="Table Grid1"/>
-    <w:basedOn w:val="TabelNormal"/>
-    <w:next w:val="KisiTabel"/>
+    <w:basedOn w:val="TableNormal"/>
+    <w:next w:val="TableGrid"/>
     <w:uiPriority w:val="59"/>
     <w:rsid w:val="004D1EC8"/>
     <w:rPr>
@@ -14810,10 +14366,10 @@
       </w:tblBorders>
     </w:tblPr>
   </w:style>
-  <w:style w:type="table" w:styleId="KisiTabel">
+  <w:style w:type="table" w:styleId="TableGrid">
     <w:name w:val="Table Grid"/>
     <w:aliases w:val="Tabel"/>
-    <w:basedOn w:val="TabelNormal"/>
+    <w:basedOn w:val="TableNormal"/>
     <w:uiPriority w:val="59"/>
     <w:rsid w:val="004D1EC8"/>
     <w:rPr>
@@ -14832,8 +14388,8 @@
   </w:style>
   <w:style w:type="table" w:customStyle="1" w:styleId="TableGrid2">
     <w:name w:val="Table Grid2"/>
-    <w:basedOn w:val="TabelNormal"/>
-    <w:next w:val="KisiTabel"/>
+    <w:basedOn w:val="TableNormal"/>
+    <w:next w:val="TableGrid"/>
     <w:uiPriority w:val="59"/>
     <w:rsid w:val="004D1EC8"/>
     <w:rPr>
@@ -14852,8 +14408,8 @@
   </w:style>
   <w:style w:type="table" w:customStyle="1" w:styleId="TableGrid3">
     <w:name w:val="Table Grid3"/>
-    <w:basedOn w:val="TabelNormal"/>
-    <w:next w:val="KisiTabel"/>
+    <w:basedOn w:val="TableNormal"/>
+    <w:next w:val="TableGrid"/>
     <w:uiPriority w:val="59"/>
     <w:rsid w:val="00AA4BEF"/>
     <w:rPr>
@@ -14870,11 +14426,11 @@
       </w:tblBorders>
     </w:tblPr>
   </w:style>
-  <w:style w:type="paragraph" w:styleId="DaftarParagraf">
+  <w:style w:type="paragraph" w:styleId="ListParagraph">
     <w:name w:val="List Paragraph"/>
     <w:aliases w:val="Body of text,List Paragraph1,Body of text+1,Body of text+2,Body of text+3,List Paragraph11,Colorful List - Accent 11,HEADING 1,Medium Grid 1 - Accent 21"/>
     <w:basedOn w:val="Normal"/>
-    <w:link w:val="DaftarParagrafKAR"/>
+    <w:link w:val="ListParagraphChar"/>
     <w:uiPriority w:val="34"/>
     <w:qFormat/>
     <w:rsid w:val="001D29D3"/>
@@ -14883,10 +14439,10 @@
       <w:contextualSpacing/>
     </w:pPr>
   </w:style>
-  <w:style w:type="character" w:customStyle="1" w:styleId="DaftarParagrafKAR">
-    <w:name w:val="Daftar Paragraf KAR"/>
-    <w:aliases w:val="Body of text KAR,List Paragraph1 KAR,Body of text+1 KAR,Body of text+2 KAR,Body of text+3 KAR,List Paragraph11 KAR,Colorful List - Accent 11 KAR,HEADING 1 KAR,Medium Grid 1 - Accent 21 KAR"/>
-    <w:link w:val="DaftarParagraf"/>
+  <w:style w:type="character" w:customStyle="1" w:styleId="ListParagraphChar">
+    <w:name w:val="List Paragraph Char"/>
+    <w:aliases w:val="Body of text Char,List Paragraph1 Char,Body of text+1 Char,Body of text+2 Char,Body of text+3 Char,List Paragraph11 Char,Colorful List - Accent 11 Char,HEADING 1 Char,Medium Grid 1 - Accent 21 Char"/>
+    <w:link w:val="ListParagraph"/>
     <w:uiPriority w:val="34"/>
     <w:locked/>
     <w:rsid w:val="00D07FA9"/>
@@ -14906,9 +14462,9 @@
       <w:szCs w:val="24"/>
     </w:rPr>
   </w:style>
-  <w:style w:type="paragraph" w:styleId="TidakAdaSpasi">
+  <w:style w:type="paragraph" w:styleId="NoSpacing">
     <w:name w:val="No Spacing"/>
-    <w:link w:val="TidakAdaSpasiKAR"/>
+    <w:link w:val="NoSpacingChar"/>
     <w:uiPriority w:val="1"/>
     <w:qFormat/>
     <w:rsid w:val="00D07FA9"/>
@@ -14917,9 +14473,9 @@
       <w:lang w:eastAsia="ja-JP"/>
     </w:rPr>
   </w:style>
-  <w:style w:type="character" w:customStyle="1" w:styleId="TidakAdaSpasiKAR">
-    <w:name w:val="Tidak Ada Spasi KAR"/>
-    <w:link w:val="TidakAdaSpasi"/>
+  <w:style w:type="character" w:customStyle="1" w:styleId="NoSpacingChar">
+    <w:name w:val="No Spacing Char"/>
+    <w:link w:val="NoSpacing"/>
     <w:uiPriority w:val="1"/>
     <w:locked/>
     <w:rsid w:val="00D07FA9"/>
@@ -14928,10 +14484,10 @@
       <w:lang w:eastAsia="ja-JP"/>
     </w:rPr>
   </w:style>
-  <w:style w:type="paragraph" w:styleId="IndenTeksIsi">
+  <w:style w:type="paragraph" w:styleId="BodyTextIndent">
     <w:name w:val="Body Text Indent"/>
     <w:basedOn w:val="Normal"/>
-    <w:link w:val="IndenTeksIsiKAR"/>
+    <w:link w:val="BodyTextIndentChar"/>
     <w:uiPriority w:val="99"/>
     <w:unhideWhenUsed/>
     <w:rsid w:val="00D07FA9"/>
@@ -14945,10 +14501,10 @@
       <w:lang w:val="id-ID"/>
     </w:rPr>
   </w:style>
-  <w:style w:type="character" w:customStyle="1" w:styleId="IndenTeksIsiKAR">
-    <w:name w:val="Inden Teks Isi KAR"/>
-    <w:basedOn w:val="FontParagrafDefault"/>
-    <w:link w:val="IndenTeksIsi"/>
+  <w:style w:type="character" w:customStyle="1" w:styleId="BodyTextIndentChar">
+    <w:name w:val="Body Text Indent Char"/>
+    <w:basedOn w:val="DefaultParagraphFont"/>
+    <w:link w:val="BodyTextIndent"/>
     <w:uiPriority w:val="99"/>
     <w:locked/>
     <w:rsid w:val="00D07FA9"/>
@@ -15059,7 +14615,7 @@
   <w:style w:type="paragraph" w:styleId="Header">
     <w:name w:val="header"/>
     <w:basedOn w:val="Normal"/>
-    <w:link w:val="HeaderKAR"/>
+    <w:link w:val="HeaderChar"/>
     <w:uiPriority w:val="99"/>
     <w:unhideWhenUsed/>
     <w:rsid w:val="003E5605"/>
@@ -15071,9 +14627,9 @@
       <w:spacing w:after="0" w:line="240" w:lineRule="auto"/>
     </w:pPr>
   </w:style>
-  <w:style w:type="character" w:customStyle="1" w:styleId="HeaderKAR">
-    <w:name w:val="Header KAR"/>
-    <w:basedOn w:val="FontParagrafDefault"/>
+  <w:style w:type="character" w:customStyle="1" w:styleId="HeaderChar">
+    <w:name w:val="Header Char"/>
+    <w:basedOn w:val="DefaultParagraphFont"/>
     <w:link w:val="Header"/>
     <w:uiPriority w:val="99"/>
     <w:locked/>
@@ -15111,10 +14667,10 @@
       <w:szCs w:val="24"/>
     </w:rPr>
   </w:style>
-  <w:style w:type="paragraph" w:styleId="TeksBalon">
+  <w:style w:type="paragraph" w:styleId="BalloonText">
     <w:name w:val="Balloon Text"/>
     <w:basedOn w:val="Normal"/>
-    <w:link w:val="TeksBalonKAR"/>
+    <w:link w:val="BalloonTextChar"/>
     <w:uiPriority w:val="99"/>
     <w:rsid w:val="006933E0"/>
     <w:pPr>
@@ -15126,10 +14682,10 @@
       <w:szCs w:val="18"/>
     </w:rPr>
   </w:style>
-  <w:style w:type="character" w:customStyle="1" w:styleId="TeksBalonKAR">
-    <w:name w:val="Teks Balon KAR"/>
-    <w:basedOn w:val="FontParagrafDefault"/>
-    <w:link w:val="TeksBalon"/>
+  <w:style w:type="character" w:customStyle="1" w:styleId="BalloonTextChar">
+    <w:name w:val="Balloon Text Char"/>
+    <w:basedOn w:val="DefaultParagraphFont"/>
+    <w:link w:val="BalloonText"/>
     <w:uiPriority w:val="99"/>
     <w:locked/>
     <w:rsid w:val="006933E0"/>
@@ -15156,9 +14712,9 @@
       <w:lang w:val="id-ID" w:eastAsia="ja-JP"/>
     </w:rPr>
   </w:style>
-  <w:style w:type="table" w:styleId="DaftarSedang2-Aksen1">
+  <w:style w:type="table" w:styleId="MediumList2-Accent1">
     <w:name w:val="Medium List 2 Accent 1"/>
-    <w:basedOn w:val="TabelNormal"/>
+    <w:basedOn w:val="TableNormal"/>
     <w:uiPriority w:val="66"/>
     <w:rsid w:val="001D0445"/>
     <w:rPr>
@@ -15277,10 +14833,10 @@
       </w:tcPr>
     </w:tblStylePr>
   </w:style>
-  <w:style w:type="character" w:customStyle="1" w:styleId="Judul8KAR">
-    <w:name w:val="Judul 8 KAR"/>
-    <w:basedOn w:val="FontParagrafDefault"/>
-    <w:link w:val="Judul8"/>
+  <w:style w:type="character" w:customStyle="1" w:styleId="Heading8Char">
+    <w:name w:val="Heading 8 Char"/>
+    <w:basedOn w:val="DefaultParagraphFont"/>
+    <w:link w:val="Heading8"/>
     <w:uiPriority w:val="9"/>
     <w:semiHidden/>
     <w:rsid w:val="00031483"/>
